--- a/lessons/7-2/homework.docx
+++ b/lessons/7-2/homework.docx
@@ -106,7 +106,55 @@
     </w:p>
     <w:p>
       <w:pPr>
-        <w:spacing w:after="60"/>
+        <w:keepNext/>
+        <w:spacing w:after="20" w:before="80"/>
+        <w:jc w:val="center"/>
+      </w:pPr>
+      <w:r>
+        <w:drawing>
+          <wp:inline distT="0" distB="0" distL="0" distR="0">
+            <wp:extent cx="1047750" cy="790575"/>
+            <wp:effectExtent t="0" r="0" b="0" l="0"/>
+            <wp:docPr id="1" name="" descr="" title=""/>
+            <wp:cNvGraphicFramePr>
+              <a:graphicFrameLocks xmlns:a="http://schemas.openxmlformats.org/drawingml/2006/main" noChangeAspect="1"/>
+            </wp:cNvGraphicFramePr>
+            <a:graphic xmlns:a="http://schemas.openxmlformats.org/drawingml/2006/main">
+              <a:graphicData uri="http://schemas.openxmlformats.org/drawingml/2006/picture">
+                <pic:pic xmlns:pic="http://schemas.openxmlformats.org/drawingml/2006/picture">
+                  <pic:nvPicPr>
+                    <pic:cNvPr id="0" name="" descr=""/>
+                    <pic:cNvPicPr>
+                      <a:picLocks noChangeAspect="1" noChangeArrowheads="1"/>
+                    </pic:cNvPicPr>
+                  </pic:nvPicPr>
+                  <pic:blipFill>
+                    <a:blip r:embed="rId7" cstate="none"/>
+                    <a:srcRect/>
+                    <a:stretch>
+                      <a:fillRect/>
+                    </a:stretch>
+                  </pic:blipFill>
+                  <pic:spPr bwMode="auto">
+                    <a:xfrm>
+                      <a:off x="0" y="0"/>
+                      <a:ext cx="1047750" cy="790575"/>
+                    </a:xfrm>
+                    <a:prstGeom prst="rect">
+                      <a:avLst/>
+                    </a:prstGeom>
+                  </pic:spPr>
+                </pic:pic>
+              </a:graphicData>
+            </a:graphic>
+          </wp:inline>
+        </w:drawing>
+      </w:r>
+    </w:p>
+    <w:p>
+      <w:pPr>
+        <w:keepNext/>
+        <w:spacing w:after="120"/>
       </w:pPr>
       <w:r>
         <w:rPr>
@@ -116,12 +164,60 @@
         <w:t xml:space="preserve">Equation (Ecuación)</w:t>
       </w:r>
       <w:r>
-        <w:t xml:space="preserve"> — A mathematical sentence that uses an equal sign to show two expressions have the same value</w:t>
-      </w:r>
-    </w:p>
-    <w:p>
-      <w:pPr>
-        <w:spacing w:after="60"/>
+        <w:t xml:space="preserve"> — A math sentence with an equal sign showing both sides are the same.</w:t>
+      </w:r>
+    </w:p>
+    <w:p>
+      <w:pPr>
+        <w:keepNext/>
+        <w:spacing w:after="20" w:before="80"/>
+        <w:jc w:val="center"/>
+      </w:pPr>
+      <w:r>
+        <w:drawing>
+          <wp:inline distT="0" distB="0" distL="0" distR="0">
+            <wp:extent cx="1047750" cy="790575"/>
+            <wp:effectExtent t="0" r="0" b="0" l="0"/>
+            <wp:docPr id="1" name="" descr="" title=""/>
+            <wp:cNvGraphicFramePr>
+              <a:graphicFrameLocks xmlns:a="http://schemas.openxmlformats.org/drawingml/2006/main" noChangeAspect="1"/>
+            </wp:cNvGraphicFramePr>
+            <a:graphic xmlns:a="http://schemas.openxmlformats.org/drawingml/2006/main">
+              <a:graphicData uri="http://schemas.openxmlformats.org/drawingml/2006/picture">
+                <pic:pic xmlns:pic="http://schemas.openxmlformats.org/drawingml/2006/picture">
+                  <pic:nvPicPr>
+                    <pic:cNvPr id="0" name="" descr=""/>
+                    <pic:cNvPicPr>
+                      <a:picLocks noChangeAspect="1" noChangeArrowheads="1"/>
+                    </pic:cNvPicPr>
+                  </pic:nvPicPr>
+                  <pic:blipFill>
+                    <a:blip r:embed="rId7" cstate="none"/>
+                    <a:srcRect/>
+                    <a:stretch>
+                      <a:fillRect/>
+                    </a:stretch>
+                  </pic:blipFill>
+                  <pic:spPr bwMode="auto">
+                    <a:xfrm>
+                      <a:off x="0" y="0"/>
+                      <a:ext cx="1047750" cy="790575"/>
+                    </a:xfrm>
+                    <a:prstGeom prst="rect">
+                      <a:avLst/>
+                    </a:prstGeom>
+                  </pic:spPr>
+                </pic:pic>
+              </a:graphicData>
+            </a:graphic>
+          </wp:inline>
+        </w:drawing>
+      </w:r>
+    </w:p>
+    <w:p>
+      <w:pPr>
+        <w:keepNext/>
+        <w:spacing w:after="120"/>
       </w:pPr>
       <w:r>
         <w:rPr>
@@ -131,12 +227,60 @@
         <w:t xml:space="preserve">Inverse operation (Operación inversa)</w:t>
       </w:r>
       <w:r>
-        <w:t xml:space="preserve"> — Operations that undo each other</w:t>
-      </w:r>
-    </w:p>
-    <w:p>
-      <w:pPr>
-        <w:spacing w:after="60"/>
+        <w:t xml:space="preserve"> — Two math actions that undo each other, like × and ÷.</w:t>
+      </w:r>
+    </w:p>
+    <w:p>
+      <w:pPr>
+        <w:keepNext/>
+        <w:spacing w:after="20" w:before="80"/>
+        <w:jc w:val="center"/>
+      </w:pPr>
+      <w:r>
+        <w:drawing>
+          <wp:inline distT="0" distB="0" distL="0" distR="0">
+            <wp:extent cx="1047750" cy="790575"/>
+            <wp:effectExtent t="0" r="0" b="0" l="0"/>
+            <wp:docPr id="1" name="" descr="" title=""/>
+            <wp:cNvGraphicFramePr>
+              <a:graphicFrameLocks xmlns:a="http://schemas.openxmlformats.org/drawingml/2006/main" noChangeAspect="1"/>
+            </wp:cNvGraphicFramePr>
+            <a:graphic xmlns:a="http://schemas.openxmlformats.org/drawingml/2006/main">
+              <a:graphicData uri="http://schemas.openxmlformats.org/drawingml/2006/picture">
+                <pic:pic xmlns:pic="http://schemas.openxmlformats.org/drawingml/2006/picture">
+                  <pic:nvPicPr>
+                    <pic:cNvPr id="0" name="" descr=""/>
+                    <pic:cNvPicPr>
+                      <a:picLocks noChangeAspect="1" noChangeArrowheads="1"/>
+                    </pic:cNvPicPr>
+                  </pic:nvPicPr>
+                  <pic:blipFill>
+                    <a:blip r:embed="rId7" cstate="none"/>
+                    <a:srcRect/>
+                    <a:stretch>
+                      <a:fillRect/>
+                    </a:stretch>
+                  </pic:blipFill>
+                  <pic:spPr bwMode="auto">
+                    <a:xfrm>
+                      <a:off x="0" y="0"/>
+                      <a:ext cx="1047750" cy="790575"/>
+                    </a:xfrm>
+                    <a:prstGeom prst="rect">
+                      <a:avLst/>
+                    </a:prstGeom>
+                  </pic:spPr>
+                </pic:pic>
+              </a:graphicData>
+            </a:graphic>
+          </wp:inline>
+        </w:drawing>
+      </w:r>
+    </w:p>
+    <w:p>
+      <w:pPr>
+        <w:keepNext/>
+        <w:spacing w:after="120"/>
       </w:pPr>
       <w:r>
         <w:rPr>
@@ -146,12 +290,60 @@
         <w:t xml:space="preserve">Isolate (Despejar)</w:t>
       </w:r>
       <w:r>
-        <w:t xml:space="preserve"> — To get a variable alone on one side of the equation</w:t>
-      </w:r>
-    </w:p>
-    <w:p>
-      <w:pPr>
-        <w:spacing w:after="60"/>
+        <w:t xml:space="preserve"> — To get the letter by itself on one side.</w:t>
+      </w:r>
+    </w:p>
+    <w:p>
+      <w:pPr>
+        <w:keepNext/>
+        <w:spacing w:after="20" w:before="80"/>
+        <w:jc w:val="center"/>
+      </w:pPr>
+      <w:r>
+        <w:drawing>
+          <wp:inline distT="0" distB="0" distL="0" distR="0">
+            <wp:extent cx="1047750" cy="790575"/>
+            <wp:effectExtent t="0" r="0" b="0" l="0"/>
+            <wp:docPr id="1" name="" descr="" title=""/>
+            <wp:cNvGraphicFramePr>
+              <a:graphicFrameLocks xmlns:a="http://schemas.openxmlformats.org/drawingml/2006/main" noChangeAspect="1"/>
+            </wp:cNvGraphicFramePr>
+            <a:graphic xmlns:a="http://schemas.openxmlformats.org/drawingml/2006/main">
+              <a:graphicData uri="http://schemas.openxmlformats.org/drawingml/2006/picture">
+                <pic:pic xmlns:pic="http://schemas.openxmlformats.org/drawingml/2006/picture">
+                  <pic:nvPicPr>
+                    <pic:cNvPr id="0" name="" descr=""/>
+                    <pic:cNvPicPr>
+                      <a:picLocks noChangeAspect="1" noChangeArrowheads="1"/>
+                    </pic:cNvPicPr>
+                  </pic:nvPicPr>
+                  <pic:blipFill>
+                    <a:blip r:embed="rId7" cstate="none"/>
+                    <a:srcRect/>
+                    <a:stretch>
+                      <a:fillRect/>
+                    </a:stretch>
+                  </pic:blipFill>
+                  <pic:spPr bwMode="auto">
+                    <a:xfrm>
+                      <a:off x="0" y="0"/>
+                      <a:ext cx="1047750" cy="790575"/>
+                    </a:xfrm>
+                    <a:prstGeom prst="rect">
+                      <a:avLst/>
+                    </a:prstGeom>
+                  </pic:spPr>
+                </pic:pic>
+              </a:graphicData>
+            </a:graphic>
+          </wp:inline>
+        </w:drawing>
+      </w:r>
+    </w:p>
+    <w:p>
+      <w:pPr>
+        <w:keepNext/>
+        <w:spacing w:after="120"/>
       </w:pPr>
       <w:r>
         <w:rPr>
@@ -161,7 +353,133 @@
         <w:t xml:space="preserve">Solution (Solución)</w:t>
       </w:r>
       <w:r>
-        <w:t xml:space="preserve"> — The value that makes an equation true</w:t>
+        <w:t xml:space="preserve"> — The number that makes the equation true.</w:t>
+      </w:r>
+    </w:p>
+    <w:p>
+      <w:pPr>
+        <w:keepNext/>
+        <w:spacing w:after="20" w:before="80"/>
+        <w:jc w:val="center"/>
+      </w:pPr>
+      <w:r>
+        <w:drawing>
+          <wp:inline distT="0" distB="0" distL="0" distR="0">
+            <wp:extent cx="1047750" cy="790575"/>
+            <wp:effectExtent t="0" r="0" b="0" l="0"/>
+            <wp:docPr id="1" name="" descr="" title=""/>
+            <wp:cNvGraphicFramePr>
+              <a:graphicFrameLocks xmlns:a="http://schemas.openxmlformats.org/drawingml/2006/main" noChangeAspect="1"/>
+            </wp:cNvGraphicFramePr>
+            <a:graphic xmlns:a="http://schemas.openxmlformats.org/drawingml/2006/main">
+              <a:graphicData uri="http://schemas.openxmlformats.org/drawingml/2006/picture">
+                <pic:pic xmlns:pic="http://schemas.openxmlformats.org/drawingml/2006/picture">
+                  <pic:nvPicPr>
+                    <pic:cNvPr id="0" name="" descr=""/>
+                    <pic:cNvPicPr>
+                      <a:picLocks noChangeAspect="1" noChangeArrowheads="1"/>
+                    </pic:cNvPicPr>
+                  </pic:nvPicPr>
+                  <pic:blipFill>
+                    <a:blip r:embed="rId8" cstate="none"/>
+                    <a:srcRect/>
+                    <a:stretch>
+                      <a:fillRect/>
+                    </a:stretch>
+                  </pic:blipFill>
+                  <pic:spPr bwMode="auto">
+                    <a:xfrm>
+                      <a:off x="0" y="0"/>
+                      <a:ext cx="1047750" cy="790575"/>
+                    </a:xfrm>
+                    <a:prstGeom prst="rect">
+                      <a:avLst/>
+                    </a:prstGeom>
+                  </pic:spPr>
+                </pic:pic>
+              </a:graphicData>
+            </a:graphic>
+          </wp:inline>
+        </w:drawing>
+      </w:r>
+    </w:p>
+    <w:p>
+      <w:pPr>
+        <w:keepNext/>
+        <w:spacing w:after="120"/>
+      </w:pPr>
+      <w:r>
+        <w:rPr>
+          <w:b/>
+          <w:bCs/>
+        </w:rPr>
+        <w:t xml:space="preserve">One-step equation (Ecuación de un paso)</w:t>
+      </w:r>
+      <w:r>
+        <w:t xml:space="preserve"> — An equation you can solve in a single step using one inverse operation.</w:t>
+      </w:r>
+    </w:p>
+    <w:p>
+      <w:pPr>
+        <w:keepNext/>
+        <w:spacing w:after="20" w:before="80"/>
+        <w:jc w:val="center"/>
+      </w:pPr>
+      <w:r>
+        <w:drawing>
+          <wp:inline distT="0" distB="0" distL="0" distR="0">
+            <wp:extent cx="1047750" cy="790575"/>
+            <wp:effectExtent t="0" r="0" b="0" l="0"/>
+            <wp:docPr id="1" name="" descr="" title=""/>
+            <wp:cNvGraphicFramePr>
+              <a:graphicFrameLocks xmlns:a="http://schemas.openxmlformats.org/drawingml/2006/main" noChangeAspect="1"/>
+            </wp:cNvGraphicFramePr>
+            <a:graphic xmlns:a="http://schemas.openxmlformats.org/drawingml/2006/main">
+              <a:graphicData uri="http://schemas.openxmlformats.org/drawingml/2006/picture">
+                <pic:pic xmlns:pic="http://schemas.openxmlformats.org/drawingml/2006/picture">
+                  <pic:nvPicPr>
+                    <pic:cNvPr id="0" name="" descr=""/>
+                    <pic:cNvPicPr>
+                      <a:picLocks noChangeAspect="1" noChangeArrowheads="1"/>
+                    </pic:cNvPicPr>
+                  </pic:nvPicPr>
+                  <pic:blipFill>
+                    <a:blip r:embed="rId8" cstate="none"/>
+                    <a:srcRect/>
+                    <a:stretch>
+                      <a:fillRect/>
+                    </a:stretch>
+                  </pic:blipFill>
+                  <pic:spPr bwMode="auto">
+                    <a:xfrm>
+                      <a:off x="0" y="0"/>
+                      <a:ext cx="1047750" cy="790575"/>
+                    </a:xfrm>
+                    <a:prstGeom prst="rect">
+                      <a:avLst/>
+                    </a:prstGeom>
+                  </pic:spPr>
+                </pic:pic>
+              </a:graphicData>
+            </a:graphic>
+          </wp:inline>
+        </w:drawing>
+      </w:r>
+    </w:p>
+    <w:p>
+      <w:pPr>
+        <w:keepNext/>
+        <w:spacing w:after="120"/>
+      </w:pPr>
+      <w:r>
+        <w:rPr>
+          <w:b/>
+          <w:bCs/>
+        </w:rPr>
+        <w:t xml:space="preserve">Balance (Equilibrio)</w:t>
+      </w:r>
+      <w:r>
+        <w:t xml:space="preserve"> — Keeping both sides of an equation equal by doing the same thing to each side.</w:t>
       </w:r>
     </w:p>
     <w:p>

--- a/lessons/7-2/homework.docx
+++ b/lessons/7-2/homework.docx
@@ -24,7 +24,7 @@
           <w:i/>
           <w:iCs/>
         </w:rPr>
-        <w:t xml:space="preserve">Lesson 7-2  •  Standard 6.EE.7</w:t>
+        <w:t xml:space="preserve">Lesson 7-2  •  Standard 6.AT.8</w:t>
       </w:r>
     </w:p>
     <w:p>
@@ -993,39 +993,43 @@
           <w:b/>
           <w:bCs/>
         </w:rPr>
-        <w:t xml:space="preserve">6. Solve: x + 9 = 15.</w:t>
-      </w:r>
-    </w:p>
-    <w:p>
-      <w:pPr>
-        <w:spacing w:after="40" w:before="0"/>
-      </w:pPr>
-      <w:r>
-        <w:t xml:space="preserve">     A. x = 6</w:t>
-      </w:r>
-    </w:p>
-    <w:p>
-      <w:pPr>
-        <w:spacing w:after="40" w:before="0"/>
-      </w:pPr>
-      <w:r>
-        <w:t xml:space="preserve">     B. x = 24</w:t>
-      </w:r>
-    </w:p>
-    <w:p>
-      <w:pPr>
-        <w:spacing w:after="40" w:before="0"/>
-      </w:pPr>
-      <w:r>
-        <w:t xml:space="preserve">     C. x = 6.6</w:t>
-      </w:r>
-    </w:p>
-    <w:p>
-      <w:pPr>
-        <w:spacing w:after="40" w:before="0"/>
-      </w:pPr>
-      <w:r>
-        <w:t xml:space="preserve">     D. x = 135</w:t>
+        <w:t xml:space="preserve">6. onLevel — Spot the Common Mistake</w:t>
+      </w:r>
+    </w:p>
+    <w:p>
+      <w:pPr>
+        <w:spacing w:after="40" w:before="0"/>
+      </w:pPr>
+      <w:r>
+        <w:t xml:space="preserve">   Step 1 (Read): A student is working on Solve One-Step Addition and Subtraction Equations.</w:t>
+      </w:r>
+    </w:p>
+    <w:p>
+      <w:pPr>
+        <w:spacing w:after="40" w:before="0"/>
+      </w:pPr>
+      <w:r>
+        <w:t xml:space="preserve">   Step 2 (Attempt): They ignored the rule: Undo the operation with its inverse, and do it to both sides to keep the equation balanced.</w:t>
+      </w:r>
+    </w:p>
+    <w:p>
+      <w:pPr>
+        <w:spacing w:after="40" w:before="0"/>
+      </w:pPr>
+      <w:r>
+        <w:t xml:space="preserve">   Step 3 (Check): The answer does not match the math rule from class.</w:t>
+      </w:r>
+    </w:p>
+    <w:p>
+      <w:pPr>
+        <w:spacing w:after="60" w:before="0"/>
+      </w:pPr>
+      <w:r>
+        <w:rPr>
+          <w:i/>
+          <w:iCs/>
+        </w:rPr>
+        <w:t xml:space="preserve">Which step has the mistake? Explain and fix it:</w:t>
       </w:r>
     </w:p>
     <w:p>
@@ -1041,6 +1045,28 @@
     </w:p>
     <w:p>
       <w:pPr>
+        <w:spacing w:after="60" w:before="120"/>
+      </w:pPr>
+      <w:r>
+        <w:rPr>
+          <w:color w:val="BBBBBB"/>
+        </w:rPr>
+        <w:t xml:space="preserve">______________________________________________________________________</w:t>
+      </w:r>
+    </w:p>
+    <w:p>
+      <w:pPr>
+        <w:spacing w:after="60" w:before="120"/>
+      </w:pPr>
+      <w:r>
+        <w:rPr>
+          <w:color w:val="BBBBBB"/>
+        </w:rPr>
+        <w:t xml:space="preserve">______________________________________________________________________</w:t>
+      </w:r>
+    </w:p>
+    <w:p>
+      <w:pPr>
         <w:spacing w:after="80" w:before="0"/>
       </w:pPr>
       <w:r>
@@ -1048,39 +1074,39 @@
           <w:b/>
           <w:bCs/>
         </w:rPr>
-        <w:t xml:space="preserve">7. Solve: y − 7 = 12.</w:t>
-      </w:r>
-    </w:p>
-    <w:p>
-      <w:pPr>
-        <w:spacing w:after="40" w:before="0"/>
-      </w:pPr>
-      <w:r>
-        <w:t xml:space="preserve">     A. y = 19</w:t>
-      </w:r>
-    </w:p>
-    <w:p>
-      <w:pPr>
-        <w:spacing w:after="40" w:before="0"/>
-      </w:pPr>
-      <w:r>
-        <w:t xml:space="preserve">     B. y = 5</w:t>
-      </w:r>
-    </w:p>
-    <w:p>
-      <w:pPr>
-        <w:spacing w:after="40" w:before="0"/>
-      </w:pPr>
-      <w:r>
-        <w:t xml:space="preserve">     C. y = 84</w:t>
-      </w:r>
-    </w:p>
-    <w:p>
-      <w:pPr>
-        <w:spacing w:after="40" w:before="0"/>
-      </w:pPr>
-      <w:r>
-        <w:t xml:space="preserve">     D. y = -5</w:t>
+        <w:t xml:space="preserve">7. Unlock Card 1: Solve x + 7 = 15.</w:t>
+      </w:r>
+    </w:p>
+    <w:p>
+      <w:pPr>
+        <w:spacing w:after="40" w:before="0"/>
+      </w:pPr>
+      <w:r>
+        <w:t xml:space="preserve">     A. x = 8</w:t>
+      </w:r>
+    </w:p>
+    <w:p>
+      <w:pPr>
+        <w:spacing w:after="40" w:before="0"/>
+      </w:pPr>
+      <w:r>
+        <w:t xml:space="preserve">     B. x = 22</w:t>
+      </w:r>
+    </w:p>
+    <w:p>
+      <w:pPr>
+        <w:spacing w:after="40" w:before="0"/>
+      </w:pPr>
+      <w:r>
+        <w:t xml:space="preserve">     C. x = 7</w:t>
+      </w:r>
+    </w:p>
+    <w:p>
+      <w:pPr>
+        <w:spacing w:after="40" w:before="0"/>
+      </w:pPr>
+      <w:r>
+        <w:t xml:space="preserve">     D. x = 105</w:t>
       </w:r>
     </w:p>
     <w:p>
@@ -1103,39 +1129,39 @@
           <w:b/>
           <w:bCs/>
         </w:rPr>
-        <w:t xml:space="preserve">8. Solve: n + 4.5 = 10.</w:t>
-      </w:r>
-    </w:p>
-    <w:p>
-      <w:pPr>
-        <w:spacing w:after="40" w:before="0"/>
-      </w:pPr>
-      <w:r>
-        <w:t xml:space="preserve">     A. n = 5.5</w:t>
-      </w:r>
-    </w:p>
-    <w:p>
-      <w:pPr>
-        <w:spacing w:after="40" w:before="0"/>
-      </w:pPr>
-      <w:r>
-        <w:t xml:space="preserve">     B. n = 14.5</w:t>
-      </w:r>
-    </w:p>
-    <w:p>
-      <w:pPr>
-        <w:spacing w:after="40" w:before="0"/>
-      </w:pPr>
-      <w:r>
-        <w:t xml:space="preserve">     C. n = 6.5</w:t>
-      </w:r>
-    </w:p>
-    <w:p>
-      <w:pPr>
-        <w:spacing w:after="40" w:before="0"/>
-      </w:pPr>
-      <w:r>
-        <w:t xml:space="preserve">     D. n = 45</w:t>
+        <w:t xml:space="preserve">8. Unlock Card 2: Solve n − 4 = 9.</w:t>
+      </w:r>
+    </w:p>
+    <w:p>
+      <w:pPr>
+        <w:spacing w:after="40" w:before="0"/>
+      </w:pPr>
+      <w:r>
+        <w:t xml:space="preserve">     A. n = 13</w:t>
+      </w:r>
+    </w:p>
+    <w:p>
+      <w:pPr>
+        <w:spacing w:after="40" w:before="0"/>
+      </w:pPr>
+      <w:r>
+        <w:t xml:space="preserve">     B. n = 5</w:t>
+      </w:r>
+    </w:p>
+    <w:p>
+      <w:pPr>
+        <w:spacing w:after="40" w:before="0"/>
+      </w:pPr>
+      <w:r>
+        <w:t xml:space="preserve">     C. n = 36</w:t>
+      </w:r>
+    </w:p>
+    <w:p>
+      <w:pPr>
+        <w:spacing w:after="40" w:before="0"/>
+      </w:pPr>
+      <w:r>
+        <w:t xml:space="preserve">     D. n = -5</w:t>
       </w:r>
     </w:p>
     <w:p>
@@ -1158,41 +1184,202 @@
           <w:b/>
           <w:bCs/>
         </w:rPr>
-        <w:t xml:space="preserve">9. A savings account had some money. After adding $25 it has $90. How much was there before?</w:t>
-      </w:r>
-    </w:p>
-    <w:p>
-      <w:pPr>
-        <w:spacing w:after="40" w:before="0"/>
-      </w:pPr>
-      <w:r>
-        <w:t xml:space="preserve">     A. $65</w:t>
-      </w:r>
-    </w:p>
-    <w:p>
-      <w:pPr>
-        <w:spacing w:after="40" w:before="0"/>
-      </w:pPr>
-      <w:r>
-        <w:t xml:space="preserve">     B. $115</w:t>
-      </w:r>
-    </w:p>
-    <w:p>
-      <w:pPr>
-        <w:spacing w:after="40" w:before="0"/>
-      </w:pPr>
-      <w:r>
-        <w:t xml:space="preserve">     C. $3.6</w:t>
-      </w:r>
-    </w:p>
-    <w:p>
-      <w:pPr>
-        <w:spacing w:after="40" w:before="0"/>
-      </w:pPr>
-      <w:r>
-        <w:t xml:space="preserve">     D. $65.5</w:t>
-      </w:r>
-    </w:p>
+        <w:t xml:space="preserve">9. Unlock Card 3: A vault held some clue tokens. After the detective added 16 tokens, there were 50. The equation is t + 16 = 50. How many tokens were there before?</w:t>
+      </w:r>
+    </w:p>
+    <w:p>
+      <w:pPr>
+        <w:spacing w:after="40" w:before="0"/>
+      </w:pPr>
+      <w:r>
+        <w:t xml:space="preserve">     A. 34</w:t>
+      </w:r>
+    </w:p>
+    <w:p>
+      <w:pPr>
+        <w:spacing w:after="40" w:before="0"/>
+      </w:pPr>
+      <w:r>
+        <w:t xml:space="preserve">     B. 66</w:t>
+      </w:r>
+    </w:p>
+    <w:p>
+      <w:pPr>
+        <w:spacing w:after="40" w:before="0"/>
+      </w:pPr>
+      <w:r>
+        <w:t xml:space="preserve">     C. 16</w:t>
+      </w:r>
+    </w:p>
+    <w:p>
+      <w:pPr>
+        <w:spacing w:after="40" w:before="0"/>
+      </w:pPr>
+      <w:r>
+        <w:t xml:space="preserve">     D. 800</w:t>
+      </w:r>
+    </w:p>
+    <w:p>
+      <w:pPr>
+        <w:spacing w:after="60" w:before="120"/>
+      </w:pPr>
+      <w:r>
+        <w:rPr>
+          <w:color w:val="BBBBBB"/>
+        </w:rPr>
+        <w:t xml:space="preserve">______________________________________________________________________</w:t>
+      </w:r>
+    </w:p>
+    <w:p>
+      <w:pPr>
+        <w:spacing w:after="80" w:before="0"/>
+      </w:pPr>
+      <w:r>
+        <w:rPr>
+          <w:b/>
+          <w:bCs/>
+        </w:rPr>
+        <w:t xml:space="preserve">10. Unlock Card 4: Match each equation to its solution to crack the vault code.</w:t>
+      </w:r>
+    </w:p>
+    <w:tbl>
+      <w:tblPr>
+        <w:tblW w:type="pct" w:w="100%"/>
+        <w:tblBorders>
+          <w:top w:val="single" w:color="auto" w:sz="4"/>
+          <w:left w:val="single" w:color="auto" w:sz="4"/>
+          <w:bottom w:val="single" w:color="auto" w:sz="4"/>
+          <w:right w:val="single" w:color="auto" w:sz="4"/>
+          <w:insideH w:val="single" w:color="auto" w:sz="4"/>
+          <w:insideV w:val="single" w:color="auto" w:sz="4"/>
+        </w:tblBorders>
+      </w:tblPr>
+      <w:tblGrid>
+        <w:gridCol w:w="100"/>
+        <w:gridCol w:w="100"/>
+      </w:tblGrid>
+      <w:tr>
+        <w:trPr>
+          <w:tblHeader/>
+        </w:trPr>
+        <w:tc>
+          <w:tcPr>
+            <w:tcW w:type="pct" w:w="50%"/>
+          </w:tcPr>
+          <w:p>
+            <w:r>
+              <w:rPr>
+                <w:b/>
+                <w:bCs/>
+              </w:rPr>
+              <w:t xml:space="preserve">Item</w:t>
+            </w:r>
+          </w:p>
+        </w:tc>
+        <w:tc>
+          <w:tcPr>
+            <w:tcW w:type="pct" w:w="50%"/>
+          </w:tcPr>
+          <w:p>
+            <w:r>
+              <w:rPr>
+                <w:b/>
+                <w:bCs/>
+              </w:rPr>
+              <w:t xml:space="preserve">Answer choices</w:t>
+            </w:r>
+          </w:p>
+        </w:tc>
+      </w:tr>
+      <w:tr>
+        <w:tc>
+          <w:tcPr>
+            <w:tcW w:type="pct" w:w="50%"/>
+          </w:tcPr>
+          <w:p>
+            <w:r>
+              <w:t xml:space="preserve">____  a + 6 = 13</w:t>
+            </w:r>
+          </w:p>
+        </w:tc>
+        <w:tc>
+          <w:tcPr>
+            <w:tcW w:type="pct" w:w="50%"/>
+          </w:tcPr>
+          <w:p>
+            <w:r>
+              <w:t xml:space="preserve">D. d = 15</w:t>
+            </w:r>
+          </w:p>
+        </w:tc>
+      </w:tr>
+      <w:tr>
+        <w:tc>
+          <w:tcPr>
+            <w:tcW w:type="pct" w:w="50%"/>
+          </w:tcPr>
+          <w:p>
+            <w:r>
+              <w:t xml:space="preserve">____  b − 5 = 8</w:t>
+            </w:r>
+          </w:p>
+        </w:tc>
+        <w:tc>
+          <w:tcPr>
+            <w:tcW w:type="pct" w:w="50%"/>
+          </w:tcPr>
+          <w:p>
+            <w:r>
+              <w:t xml:space="preserve">C. c = 9</w:t>
+            </w:r>
+          </w:p>
+        </w:tc>
+      </w:tr>
+      <w:tr>
+        <w:tc>
+          <w:tcPr>
+            <w:tcW w:type="pct" w:w="50%"/>
+          </w:tcPr>
+          <w:p>
+            <w:r>
+              <w:t xml:space="preserve">____  c + 11 = 20</w:t>
+            </w:r>
+          </w:p>
+        </w:tc>
+        <w:tc>
+          <w:tcPr>
+            <w:tcW w:type="pct" w:w="50%"/>
+          </w:tcPr>
+          <w:p>
+            <w:r>
+              <w:t xml:space="preserve">B. b = 13</w:t>
+            </w:r>
+          </w:p>
+        </w:tc>
+      </w:tr>
+      <w:tr>
+        <w:tc>
+          <w:tcPr>
+            <w:tcW w:type="pct" w:w="50%"/>
+          </w:tcPr>
+          <w:p>
+            <w:r>
+              <w:t xml:space="preserve">____  d − 9 = 6</w:t>
+            </w:r>
+          </w:p>
+        </w:tc>
+        <w:tc>
+          <w:tcPr>
+            <w:tcW w:type="pct" w:w="50%"/>
+          </w:tcPr>
+          <w:p>
+            <w:r>
+              <w:t xml:space="preserve">A. a = 7</w:t>
+            </w:r>
+          </w:p>
+        </w:tc>
+      </w:tr>
+    </w:tbl>
     <w:p>
       <w:pPr>
         <w:spacing w:after="60" w:before="120"/>
@@ -1236,10 +1423,22 @@
     </w:p>
     <w:p>
       <w:pPr>
+        <w:spacing w:after="20" w:before="0"/>
+      </w:pPr>
+      <w:r>
+        <w:t xml:space="preserve">     Subtract 9 from both sides: x = 15 − 9 = 6. Check: 6 + 9 = 15 ✓</w:t>
+      </w:r>
+    </w:p>
+    <w:p>
+      <w:pPr>
         <w:spacing w:after="80" w:before="0"/>
       </w:pPr>
       <w:r>
-        <w:t xml:space="preserve">     Subtract 9 from both sides: x = 15 − 9 = 6. Check: 6 + 9 = 15 ✓</w:t>
+        <w:rPr>
+          <w:i/>
+          <w:iCs/>
+        </w:rPr>
+        <w:t xml:space="preserve">     Watch for: A common mistake in Solve One-Step Addition and Subtraction Equations is skipping the key idea: "Undo the operation with its inverse, and do it to both sides to keep the equation balanced." — always check your work against this rule before you submit.</w:t>
       </w:r>
     </w:p>
     <w:p>
@@ -1256,10 +1455,22 @@
     </w:p>
     <w:p>
       <w:pPr>
+        <w:spacing w:after="20" w:before="0"/>
+      </w:pPr>
+      <w:r>
+        <w:t xml:space="preserve">     Add 7 to both sides: y = 20 + 7 = 27. Check: 27 − 7 = 20 ✓</w:t>
+      </w:r>
+    </w:p>
+    <w:p>
+      <w:pPr>
         <w:spacing w:after="80" w:before="0"/>
       </w:pPr>
       <w:r>
-        <w:t xml:space="preserve">     Add 7 to both sides: y = 20 + 7 = 27. Check: 27 − 7 = 20 ✓</w:t>
+        <w:rPr>
+          <w:i/>
+          <w:iCs/>
+        </w:rPr>
+        <w:t xml:space="preserve">     Watch for: A common mistake in Solve One-Step Addition and Subtraction Equations is skipping the key idea: "Undo the operation with its inverse, and do it to both sides to keep the equation balanced." — always check your work against this rule before you submit.</w:t>
       </w:r>
     </w:p>
     <w:p>
@@ -1304,10 +1515,22 @@
     </w:p>
     <w:p>
       <w:pPr>
+        <w:spacing w:after="20" w:before="0"/>
+      </w:pPr>
+      <w:r>
+        <w:t xml:space="preserve">     d − 15 = 38 → d = 38 + 15 = 53.</w:t>
+      </w:r>
+    </w:p>
+    <w:p>
+      <w:pPr>
         <w:spacing w:after="80" w:before="0"/>
       </w:pPr>
       <w:r>
-        <w:t xml:space="preserve">     d − 15 = 38 → d = 38 + 15 = 53.</w:t>
+        <w:rPr>
+          <w:i/>
+          <w:iCs/>
+        </w:rPr>
+        <w:t xml:space="preserve">     Watch for: A common mistake in Solve One-Step Addition and Subtraction Equations is skipping the key idea: "Undo the operation with its inverse, and do it to both sides to keep the equation balanced." — always check your work against this rule before you submit.</w:t>
       </w:r>
     </w:p>
     <w:p>
@@ -1339,7 +1562,43 @@
           <w:b/>
           <w:bCs/>
         </w:rPr>
-        <w:t xml:space="preserve">6. A. x = 6</w:t>
+        <w:t xml:space="preserve">6. onLevel — Spot the Common Mistake</w:t>
+      </w:r>
+    </w:p>
+    <w:p>
+      <w:pPr>
+        <w:spacing w:after="20" w:before="0"/>
+      </w:pPr>
+      <w:r>
+        <w:t xml:space="preserve">     The mistake is in Step 2.</w:t>
+      </w:r>
+    </w:p>
+    <w:p>
+      <w:pPr>
+        <w:spacing w:after="20" w:before="0"/>
+      </w:pPr>
+      <w:r>
+        <w:t xml:space="preserve">     Correct work: Follow the key idea: Undo the operation with its inverse, and do it to both sides to keep the equation balanced.</w:t>
+      </w:r>
+    </w:p>
+    <w:p>
+      <w:pPr>
+        <w:spacing w:after="40" w:before="0"/>
+      </w:pPr>
+      <w:r>
+        <w:rPr>
+          <w:b/>
+          <w:bCs/>
+        </w:rPr>
+        <w:t xml:space="preserve">7. A. x = 8</w:t>
+      </w:r>
+    </w:p>
+    <w:p>
+      <w:pPr>
+        <w:spacing w:after="20" w:before="0"/>
+      </w:pPr>
+      <w:r>
+        <w:t xml:space="preserve">     Subtract 7 from both sides: x = 15 − 7 = 8. Check: 8 + 7 = 15 ✓</w:t>
       </w:r>
     </w:p>
     <w:p>
@@ -1347,19 +1606,31 @@
         <w:spacing w:after="80" w:before="0"/>
       </w:pPr>
       <w:r>
-        <w:t xml:space="preserve">     Subtract 9 from both sides: x = 15 − 9 = 6.</w:t>
-      </w:r>
-    </w:p>
-    <w:p>
-      <w:pPr>
-        <w:spacing w:after="40" w:before="0"/>
-      </w:pPr>
-      <w:r>
-        <w:rPr>
-          <w:b/>
-          <w:bCs/>
-        </w:rPr>
-        <w:t xml:space="preserve">7. A. y = 19</w:t>
+        <w:rPr>
+          <w:i/>
+          <w:iCs/>
+        </w:rPr>
+        <w:t xml:space="preserve">     Watch for: A common mistake in Solve One-Step Addition and Subtraction Equations is skipping the key idea: "Undo the operation with its inverse, and do it to both sides to keep the equation balanced." — always check your work against this rule before you submit.</w:t>
+      </w:r>
+    </w:p>
+    <w:p>
+      <w:pPr>
+        <w:spacing w:after="40" w:before="0"/>
+      </w:pPr>
+      <w:r>
+        <w:rPr>
+          <w:b/>
+          <w:bCs/>
+        </w:rPr>
+        <w:t xml:space="preserve">8. A. n = 13</w:t>
+      </w:r>
+    </w:p>
+    <w:p>
+      <w:pPr>
+        <w:spacing w:after="20" w:before="0"/>
+      </w:pPr>
+      <w:r>
+        <w:t xml:space="preserve">     Add 4 to both sides: n = 9 + 4 = 13. Check: 13 − 4 = 9 ✓</w:t>
       </w:r>
     </w:p>
     <w:p>
@@ -1367,19 +1638,31 @@
         <w:spacing w:after="80" w:before="0"/>
       </w:pPr>
       <w:r>
-        <w:t xml:space="preserve">     Add 7 to both sides: y = 12 + 7 = 19.</w:t>
-      </w:r>
-    </w:p>
-    <w:p>
-      <w:pPr>
-        <w:spacing w:after="40" w:before="0"/>
-      </w:pPr>
-      <w:r>
-        <w:rPr>
-          <w:b/>
-          <w:bCs/>
-        </w:rPr>
-        <w:t xml:space="preserve">8. A. n = 5.5</w:t>
+        <w:rPr>
+          <w:i/>
+          <w:iCs/>
+        </w:rPr>
+        <w:t xml:space="preserve">     Watch for: A common mistake in Solve One-Step Addition and Subtraction Equations is skipping the key idea: "Undo the operation with its inverse, and do it to both sides to keep the equation balanced." — always check your work against this rule before you submit.</w:t>
+      </w:r>
+    </w:p>
+    <w:p>
+      <w:pPr>
+        <w:spacing w:after="40" w:before="0"/>
+      </w:pPr>
+      <w:r>
+        <w:rPr>
+          <w:b/>
+          <w:bCs/>
+        </w:rPr>
+        <w:t xml:space="preserve">9. A. 34</w:t>
+      </w:r>
+    </w:p>
+    <w:p>
+      <w:pPr>
+        <w:spacing w:after="20" w:before="0"/>
+      </w:pPr>
+      <w:r>
+        <w:t xml:space="preserve">     Subtract 16 from both sides: t = 50 − 16 = 34. Check: 34 + 16 = 50 ✓</w:t>
       </w:r>
     </w:p>
     <w:p>
@@ -1387,27 +1670,63 @@
         <w:spacing w:after="80" w:before="0"/>
       </w:pPr>
       <w:r>
-        <w:t xml:space="preserve">     Subtract 4.5: n = 10 − 4.5 = 5.5.</w:t>
-      </w:r>
-    </w:p>
-    <w:p>
-      <w:pPr>
-        <w:spacing w:after="40" w:before="0"/>
-      </w:pPr>
-      <w:r>
-        <w:rPr>
-          <w:b/>
-          <w:bCs/>
-        </w:rPr>
-        <w:t xml:space="preserve">9. A. $65</w:t>
-      </w:r>
-    </w:p>
-    <w:p>
-      <w:pPr>
-        <w:spacing w:after="80" w:before="0"/>
-      </w:pPr>
-      <w:r>
-        <w:t xml:space="preserve">     x + 25 = 90, so x = 65.</w:t>
+        <w:rPr>
+          <w:i/>
+          <w:iCs/>
+        </w:rPr>
+        <w:t xml:space="preserve">     Watch for: A common mistake in Solve One-Step Addition and Subtraction Equations is skipping the key idea: "Undo the operation with its inverse, and do it to both sides to keep the equation balanced." — always check your work against this rule before you submit.</w:t>
+      </w:r>
+    </w:p>
+    <w:p>
+      <w:pPr>
+        <w:spacing w:after="40" w:before="0"/>
+      </w:pPr>
+      <w:r>
+        <w:rPr>
+          <w:b/>
+          <w:bCs/>
+        </w:rPr>
+        <w:t xml:space="preserve">10. Matches:</w:t>
+      </w:r>
+    </w:p>
+    <w:p>
+      <w:pPr>
+        <w:spacing w:after="20" w:before="0"/>
+      </w:pPr>
+      <w:r>
+        <w:t xml:space="preserve">     a + 6 = 13 → a = 7</w:t>
+      </w:r>
+    </w:p>
+    <w:p>
+      <w:pPr>
+        <w:spacing w:after="20" w:before="0"/>
+      </w:pPr>
+      <w:r>
+        <w:t xml:space="preserve">     b − 5 = 8 → b = 13</w:t>
+      </w:r>
+    </w:p>
+    <w:p>
+      <w:pPr>
+        <w:spacing w:after="20" w:before="0"/>
+      </w:pPr>
+      <w:r>
+        <w:t xml:space="preserve">     c + 11 = 20 → c = 9</w:t>
+      </w:r>
+    </w:p>
+    <w:p>
+      <w:pPr>
+        <w:spacing w:after="20" w:before="0"/>
+      </w:pPr>
+      <w:r>
+        <w:t xml:space="preserve">     d − 9 = 6 → d = 15</w:t>
+      </w:r>
+    </w:p>
+    <w:p>
+      <w:pPr>
+        <w:spacing w:after="40" w:before="0"/>
+      </w:pPr>
+      <w:r>
+        <w:t xml:space="preserve"/>
       </w:r>
     </w:p>
     <w:sectPr>

--- a/lessons/7-2/homework.docx
+++ b/lessons/7-2/homework.docx
@@ -381,7 +381,7 @@
                     </pic:cNvPicPr>
                   </pic:nvPicPr>
                   <pic:blipFill>
-                    <a:blip r:embed="rId8" cstate="none"/>
+                    <a:blip r:embed="rId7" cstate="none"/>
                     <a:srcRect/>
                     <a:stretch>
                       <a:fillRect/>
@@ -444,7 +444,7 @@
                     </pic:cNvPicPr>
                   </pic:nvPicPr>
                   <pic:blipFill>
-                    <a:blip r:embed="rId8" cstate="none"/>
+                    <a:blip r:embed="rId7" cstate="none"/>
                     <a:srcRect/>
                     <a:stretch>
                       <a:fillRect/>
@@ -1001,23 +1001,31 @@
         <w:spacing w:after="40" w:before="0"/>
       </w:pPr>
       <w:r>
-        <w:t xml:space="preserve">   Step 1 (Read): A student is working on Solve One-Step Addition and Subtraction Equations.</w:t>
-      </w:r>
-    </w:p>
-    <w:p>
-      <w:pPr>
-        <w:spacing w:after="40" w:before="0"/>
-      </w:pPr>
-      <w:r>
-        <w:t xml:space="preserve">   Step 2 (Attempt): They ignored the rule: Undo the operation with its inverse, and do it to both sides to keep the equation balanced.</w:t>
-      </w:r>
-    </w:p>
-    <w:p>
-      <w:pPr>
-        <w:spacing w:after="40" w:before="0"/>
-      </w:pPr>
-      <w:r>
-        <w:t xml:space="preserve">   Step 3 (Check): The answer does not match the math rule from class.</w:t>
+        <w:t xml:space="preserve">   Step 1 (Equation): y − 13 = 28</w:t>
+      </w:r>
+    </w:p>
+    <w:p>
+      <w:pPr>
+        <w:spacing w:after="40" w:before="0"/>
+      </w:pPr>
+      <w:r>
+        <w:t xml:space="preserve">   Step 2 (Choose inverse): The inverse of − 13 is + 13, so add 13 to both sides.</w:t>
+      </w:r>
+    </w:p>
+    <w:p>
+      <w:pPr>
+        <w:spacing w:after="40" w:before="0"/>
+      </w:pPr>
+      <w:r>
+        <w:t xml:space="preserve">   Step 3 (Apply to both sides): y = 28 + 13</w:t>
+      </w:r>
+    </w:p>
+    <w:p>
+      <w:pPr>
+        <w:spacing w:after="40" w:before="0"/>
+      </w:pPr>
+      <w:r>
+        <w:t xml:space="preserve">   Step 4 (Simplify): y = 31</w:t>
       </w:r>
     </w:p>
     <w:p>
@@ -1438,7 +1446,7 @@
           <w:i/>
           <w:iCs/>
         </w:rPr>
-        <w:t xml:space="preserve">     Watch for: A common mistake in Solve One-Step Addition and Subtraction Equations is skipping the key idea: "Undo the operation with its inverse, and do it to both sides to keep the equation balanced." — always check your work against this rule before you submit.</w:t>
+        <w:t xml:space="preserve">     Watch for: A common mistake is applying the same operation instead of the inverse — for example, solving x − 7 = 15 by subtracting 7 from both sides (getting the wrong x = 8) instead of adding 7 to both sides (the correct x = 22). Another common mistake is doing the inverse operation to only one side, like solving x + 6 = 14 by subtracting 6 from the left but forgetting the right side. Before you submit, name the operation shown in the equation, choose its inverse, apply it to BOTH sides, and check by substituting your answer back into the original equation.</w:t>
       </w:r>
     </w:p>
     <w:p>
@@ -1470,7 +1478,7 @@
           <w:i/>
           <w:iCs/>
         </w:rPr>
-        <w:t xml:space="preserve">     Watch for: A common mistake in Solve One-Step Addition and Subtraction Equations is skipping the key idea: "Undo the operation with its inverse, and do it to both sides to keep the equation balanced." — always check your work against this rule before you submit.</w:t>
+        <w:t xml:space="preserve">     Watch for: A common mistake is applying the same operation instead of the inverse — for example, solving x − 7 = 15 by subtracting 7 from both sides (getting the wrong x = 8) instead of adding 7 to both sides (the correct x = 22). Another common mistake is doing the inverse operation to only one side, like solving x + 6 = 14 by subtracting 6 from the left but forgetting the right side. Before you submit, name the operation shown in the equation, choose its inverse, apply it to BOTH sides, and check by substituting your answer back into the original equation.</w:t>
       </w:r>
     </w:p>
     <w:p>
@@ -1530,7 +1538,7 @@
           <w:i/>
           <w:iCs/>
         </w:rPr>
-        <w:t xml:space="preserve">     Watch for: A common mistake in Solve One-Step Addition and Subtraction Equations is skipping the key idea: "Undo the operation with its inverse, and do it to both sides to keep the equation balanced." — always check your work against this rule before you submit.</w:t>
+        <w:t xml:space="preserve">     Watch for: A common mistake is applying the same operation instead of the inverse — for example, solving x − 7 = 15 by subtracting 7 from both sides (getting the wrong x = 8) instead of adding 7 to both sides (the correct x = 22). Another common mistake is doing the inverse operation to only one side, like solving x + 6 = 14 by subtracting 6 from the left but forgetting the right side. Before you submit, name the operation shown in the equation, choose its inverse, apply it to BOTH sides, and check by substituting your answer back into the original equation.</w:t>
       </w:r>
     </w:p>
     <w:p>
@@ -1570,7 +1578,7 @@
         <w:spacing w:after="20" w:before="0"/>
       </w:pPr>
       <w:r>
-        <w:t xml:space="preserve">     The mistake is in Step 2.</w:t>
+        <w:t xml:space="preserve">     The mistake is in Step 4.</w:t>
       </w:r>
     </w:p>
     <w:p>
@@ -1578,7 +1586,7 @@
         <w:spacing w:after="20" w:before="0"/>
       </w:pPr>
       <w:r>
-        <w:t xml:space="preserve">     Correct work: Follow the key idea: Undo the operation with its inverse, and do it to both sides to keep the equation balanced.</w:t>
+        <w:t xml:space="preserve">     Correct work: The inverse operation was correct, but the addition was done wrong: 28 + 13 = 41, not 31. So y = 41. Check: 41 − 13 = 28 ✓</w:t>
       </w:r>
     </w:p>
     <w:p>
@@ -1610,7 +1618,7 @@
           <w:i/>
           <w:iCs/>
         </w:rPr>
-        <w:t xml:space="preserve">     Watch for: A common mistake in Solve One-Step Addition and Subtraction Equations is skipping the key idea: "Undo the operation with its inverse, and do it to both sides to keep the equation balanced." — always check your work against this rule before you submit.</w:t>
+        <w:t xml:space="preserve">     Watch for: A common mistake is applying the same operation instead of the inverse — for example, solving x − 7 = 15 by subtracting 7 from both sides (getting the wrong x = 8) instead of adding 7 to both sides (the correct x = 22). Another common mistake is doing the inverse operation to only one side, like solving x + 6 = 14 by subtracting 6 from the left but forgetting the right side. Before you submit, name the operation shown in the equation, choose its inverse, apply it to BOTH sides, and check by substituting your answer back into the original equation.</w:t>
       </w:r>
     </w:p>
     <w:p>
@@ -1642,7 +1650,7 @@
           <w:i/>
           <w:iCs/>
         </w:rPr>
-        <w:t xml:space="preserve">     Watch for: A common mistake in Solve One-Step Addition and Subtraction Equations is skipping the key idea: "Undo the operation with its inverse, and do it to both sides to keep the equation balanced." — always check your work against this rule before you submit.</w:t>
+        <w:t xml:space="preserve">     Watch for: A common mistake is applying the same operation instead of the inverse — for example, solving x − 7 = 15 by subtracting 7 from both sides (getting the wrong x = 8) instead of adding 7 to both sides (the correct x = 22). Another common mistake is doing the inverse operation to only one side, like solving x + 6 = 14 by subtracting 6 from the left but forgetting the right side. Before you submit, name the operation shown in the equation, choose its inverse, apply it to BOTH sides, and check by substituting your answer back into the original equation.</w:t>
       </w:r>
     </w:p>
     <w:p>
@@ -1674,7 +1682,7 @@
           <w:i/>
           <w:iCs/>
         </w:rPr>
-        <w:t xml:space="preserve">     Watch for: A common mistake in Solve One-Step Addition and Subtraction Equations is skipping the key idea: "Undo the operation with its inverse, and do it to both sides to keep the equation balanced." — always check your work against this rule before you submit.</w:t>
+        <w:t xml:space="preserve">     Watch for: A common mistake is applying the same operation instead of the inverse — for example, solving x − 7 = 15 by subtracting 7 from both sides (getting the wrong x = 8) instead of adding 7 to both sides (the correct x = 22). Another common mistake is doing the inverse operation to only one side, like solving x + 6 = 14 by subtracting 6 from the left but forgetting the right side. Before you submit, name the operation shown in the equation, choose its inverse, apply it to BOTH sides, and check by substituting your answer back into the original equation.</w:t>
       </w:r>
     </w:p>
     <w:p>

--- a/lessons/7-2/homework.docx
+++ b/lessons/7-2/homework.docx
@@ -12,7 +12,7 @@
           <w:b/>
           <w:bCs/>
         </w:rPr>
-        <w:t xml:space="preserve">Solve One-Step Addition and Subtraction Equations — Homework</w:t>
+        <w:t xml:space="preserve">Rational Numbers on the Number Line — Homework</w:t>
       </w:r>
     </w:p>
     <w:p>
@@ -24,7 +24,7 @@
           <w:i/>
           <w:iCs/>
         </w:rPr>
-        <w:t xml:space="preserve">Lesson 7-2  •  Standard 6.AT.8</w:t>
+        <w:t xml:space="preserve">Lesson 9-4  •  Standard 6.NOS.6</w:t>
       </w:r>
     </w:p>
     <w:p>
@@ -80,7 +80,7 @@
         <w:spacing w:after="60" w:before="0"/>
       </w:pPr>
       <w:r>
-        <w:t xml:space="preserve">Content: I can solve one-step addition and subtraction equations using inverse operations.</w:t>
+        <w:t xml:space="preserve">Content: I can place rational numbers, including fractions and decimals, on a number line.</w:t>
       </w:r>
     </w:p>
     <w:p>
@@ -88,7 +88,7 @@
         <w:spacing w:after="60" w:before="0"/>
       </w:pPr>
       <w:r>
-        <w:t xml:space="preserve">Language: I can explain my steps using the words equation, inverse operation, isolate, and solution.</w:t>
+        <w:t xml:space="preserve">Language: I can explain my reasoning using the words rational number, fraction, decimal, and number line.</w:t>
       </w:r>
     </w:p>
     <w:p>
@@ -161,10 +161,136 @@
           <w:b/>
           <w:bCs/>
         </w:rPr>
-        <w:t xml:space="preserve">Equation (Ecuación)</w:t>
-      </w:r>
-      <w:r>
-        <w:t xml:space="preserve"> — A math sentence with an equal sign showing both sides are the same.</w:t>
+        <w:t xml:space="preserve">Rational number (Número racional)</w:t>
+      </w:r>
+      <w:r>
+        <w:t xml:space="preserve"> — Any number you can write as a fraction. This includes fractions, decimals, and integers.</w:t>
+      </w:r>
+    </w:p>
+    <w:p>
+      <w:pPr>
+        <w:keepNext/>
+        <w:spacing w:after="20" w:before="80"/>
+        <w:jc w:val="center"/>
+      </w:pPr>
+      <w:r>
+        <w:drawing>
+          <wp:inline distT="0" distB="0" distL="0" distR="0">
+            <wp:extent cx="1047750" cy="790575"/>
+            <wp:effectExtent t="0" r="0" b="0" l="0"/>
+            <wp:docPr id="1" name="" descr="" title=""/>
+            <wp:cNvGraphicFramePr>
+              <a:graphicFrameLocks xmlns:a="http://schemas.openxmlformats.org/drawingml/2006/main" noChangeAspect="1"/>
+            </wp:cNvGraphicFramePr>
+            <a:graphic xmlns:a="http://schemas.openxmlformats.org/drawingml/2006/main">
+              <a:graphicData uri="http://schemas.openxmlformats.org/drawingml/2006/picture">
+                <pic:pic xmlns:pic="http://schemas.openxmlformats.org/drawingml/2006/picture">
+                  <pic:nvPicPr>
+                    <pic:cNvPr id="0" name="" descr=""/>
+                    <pic:cNvPicPr>
+                      <a:picLocks noChangeAspect="1" noChangeArrowheads="1"/>
+                    </pic:cNvPicPr>
+                  </pic:nvPicPr>
+                  <pic:blipFill>
+                    <a:blip r:embed="rId8" cstate="none"/>
+                    <a:srcRect/>
+                    <a:stretch>
+                      <a:fillRect/>
+                    </a:stretch>
+                  </pic:blipFill>
+                  <pic:spPr bwMode="auto">
+                    <a:xfrm>
+                      <a:off x="0" y="0"/>
+                      <a:ext cx="1047750" cy="790575"/>
+                    </a:xfrm>
+                    <a:prstGeom prst="rect">
+                      <a:avLst/>
+                    </a:prstGeom>
+                  </pic:spPr>
+                </pic:pic>
+              </a:graphicData>
+            </a:graphic>
+          </wp:inline>
+        </w:drawing>
+      </w:r>
+    </w:p>
+    <w:p>
+      <w:pPr>
+        <w:keepNext/>
+        <w:spacing w:after="120"/>
+      </w:pPr>
+      <w:r>
+        <w:rPr>
+          <w:b/>
+          <w:bCs/>
+        </w:rPr>
+        <w:t xml:space="preserve">Fraction (Fracción)</w:t>
+      </w:r>
+      <w:r>
+        <w:t xml:space="preserve"> — A number that shows part of a whole, like 3/4.</w:t>
+      </w:r>
+    </w:p>
+    <w:p>
+      <w:pPr>
+        <w:keepNext/>
+        <w:spacing w:after="20" w:before="80"/>
+        <w:jc w:val="center"/>
+      </w:pPr>
+      <w:r>
+        <w:drawing>
+          <wp:inline distT="0" distB="0" distL="0" distR="0">
+            <wp:extent cx="1047750" cy="790575"/>
+            <wp:effectExtent t="0" r="0" b="0" l="0"/>
+            <wp:docPr id="1" name="" descr="" title=""/>
+            <wp:cNvGraphicFramePr>
+              <a:graphicFrameLocks xmlns:a="http://schemas.openxmlformats.org/drawingml/2006/main" noChangeAspect="1"/>
+            </wp:cNvGraphicFramePr>
+            <a:graphic xmlns:a="http://schemas.openxmlformats.org/drawingml/2006/main">
+              <a:graphicData uri="http://schemas.openxmlformats.org/drawingml/2006/picture">
+                <pic:pic xmlns:pic="http://schemas.openxmlformats.org/drawingml/2006/picture">
+                  <pic:nvPicPr>
+                    <pic:cNvPr id="0" name="" descr=""/>
+                    <pic:cNvPicPr>
+                      <a:picLocks noChangeAspect="1" noChangeArrowheads="1"/>
+                    </pic:cNvPicPr>
+                  </pic:nvPicPr>
+                  <pic:blipFill>
+                    <a:blip r:embed="rId9" cstate="none"/>
+                    <a:srcRect/>
+                    <a:stretch>
+                      <a:fillRect/>
+                    </a:stretch>
+                  </pic:blipFill>
+                  <pic:spPr bwMode="auto">
+                    <a:xfrm>
+                      <a:off x="0" y="0"/>
+                      <a:ext cx="1047750" cy="790575"/>
+                    </a:xfrm>
+                    <a:prstGeom prst="rect">
+                      <a:avLst/>
+                    </a:prstGeom>
+                  </pic:spPr>
+                </pic:pic>
+              </a:graphicData>
+            </a:graphic>
+          </wp:inline>
+        </w:drawing>
+      </w:r>
+    </w:p>
+    <w:p>
+      <w:pPr>
+        <w:keepNext/>
+        <w:spacing w:after="120"/>
+      </w:pPr>
+      <w:r>
+        <w:rPr>
+          <w:b/>
+          <w:bCs/>
+        </w:rPr>
+        <w:t xml:space="preserve">Decimal (Decimal)</w:t>
+      </w:r>
+      <w:r>
+        <w:t xml:space="preserve"> — A number with a dot, like 0.5, that shows a part less than one.</w:t>
       </w:r>
     </w:p>
     <w:p>
@@ -224,10 +350,10 @@
           <w:b/>
           <w:bCs/>
         </w:rPr>
-        <w:t xml:space="preserve">Inverse operation (Operación inversa)</w:t>
-      </w:r>
-      <w:r>
-        <w:t xml:space="preserve"> — Two math actions that undo each other, like × and ÷.</w:t>
+        <w:t xml:space="preserve">Number line (Recta numérica)</w:t>
+      </w:r>
+      <w:r>
+        <w:t xml:space="preserve"> — A straight line with numbers spaced out evenly.</w:t>
       </w:r>
     </w:p>
     <w:p>
@@ -255,7 +381,7 @@
                     </pic:cNvPicPr>
                   </pic:nvPicPr>
                   <pic:blipFill>
-                    <a:blip r:embed="rId7" cstate="none"/>
+                    <a:blip r:embed="rId8" cstate="none"/>
                     <a:srcRect/>
                     <a:stretch>
                       <a:fillRect/>
@@ -287,10 +413,10 @@
           <w:b/>
           <w:bCs/>
         </w:rPr>
-        <w:t xml:space="preserve">Isolate (Despejar)</w:t>
-      </w:r>
-      <w:r>
-        <w:t xml:space="preserve"> — To get the letter by itself on one side.</w:t>
+        <w:t xml:space="preserve">Equivalent (Equivalente)</w:t>
+      </w:r>
+      <w:r>
+        <w:t xml:space="preserve"> — Having the same value, just written a different way.</w:t>
       </w:r>
     </w:p>
     <w:p>
@@ -318,7 +444,7 @@
                     </pic:cNvPicPr>
                   </pic:nvPicPr>
                   <pic:blipFill>
-                    <a:blip r:embed="rId7" cstate="none"/>
+                    <a:blip r:embed="rId10" cstate="none"/>
                     <a:srcRect/>
                     <a:stretch>
                       <a:fillRect/>
@@ -350,136 +476,10 @@
           <w:b/>
           <w:bCs/>
         </w:rPr>
-        <w:t xml:space="preserve">Solution (Solución)</w:t>
-      </w:r>
-      <w:r>
-        <w:t xml:space="preserve"> — The number that makes the equation true.</w:t>
-      </w:r>
-    </w:p>
-    <w:p>
-      <w:pPr>
-        <w:keepNext/>
-        <w:spacing w:after="20" w:before="80"/>
-        <w:jc w:val="center"/>
-      </w:pPr>
-      <w:r>
-        <w:drawing>
-          <wp:inline distT="0" distB="0" distL="0" distR="0">
-            <wp:extent cx="1047750" cy="790575"/>
-            <wp:effectExtent t="0" r="0" b="0" l="0"/>
-            <wp:docPr id="1" name="" descr="" title=""/>
-            <wp:cNvGraphicFramePr>
-              <a:graphicFrameLocks xmlns:a="http://schemas.openxmlformats.org/drawingml/2006/main" noChangeAspect="1"/>
-            </wp:cNvGraphicFramePr>
-            <a:graphic xmlns:a="http://schemas.openxmlformats.org/drawingml/2006/main">
-              <a:graphicData uri="http://schemas.openxmlformats.org/drawingml/2006/picture">
-                <pic:pic xmlns:pic="http://schemas.openxmlformats.org/drawingml/2006/picture">
-                  <pic:nvPicPr>
-                    <pic:cNvPr id="0" name="" descr=""/>
-                    <pic:cNvPicPr>
-                      <a:picLocks noChangeAspect="1" noChangeArrowheads="1"/>
-                    </pic:cNvPicPr>
-                  </pic:nvPicPr>
-                  <pic:blipFill>
-                    <a:blip r:embed="rId7" cstate="none"/>
-                    <a:srcRect/>
-                    <a:stretch>
-                      <a:fillRect/>
-                    </a:stretch>
-                  </pic:blipFill>
-                  <pic:spPr bwMode="auto">
-                    <a:xfrm>
-                      <a:off x="0" y="0"/>
-                      <a:ext cx="1047750" cy="790575"/>
-                    </a:xfrm>
-                    <a:prstGeom prst="rect">
-                      <a:avLst/>
-                    </a:prstGeom>
-                  </pic:spPr>
-                </pic:pic>
-              </a:graphicData>
-            </a:graphic>
-          </wp:inline>
-        </w:drawing>
-      </w:r>
-    </w:p>
-    <w:p>
-      <w:pPr>
-        <w:keepNext/>
-        <w:spacing w:after="120"/>
-      </w:pPr>
-      <w:r>
-        <w:rPr>
-          <w:b/>
-          <w:bCs/>
-        </w:rPr>
-        <w:t xml:space="preserve">One-step equation (Ecuación de un paso)</w:t>
-      </w:r>
-      <w:r>
-        <w:t xml:space="preserve"> — An equation you can solve in a single step using one inverse operation.</w:t>
-      </w:r>
-    </w:p>
-    <w:p>
-      <w:pPr>
-        <w:keepNext/>
-        <w:spacing w:after="20" w:before="80"/>
-        <w:jc w:val="center"/>
-      </w:pPr>
-      <w:r>
-        <w:drawing>
-          <wp:inline distT="0" distB="0" distL="0" distR="0">
-            <wp:extent cx="1047750" cy="790575"/>
-            <wp:effectExtent t="0" r="0" b="0" l="0"/>
-            <wp:docPr id="1" name="" descr="" title=""/>
-            <wp:cNvGraphicFramePr>
-              <a:graphicFrameLocks xmlns:a="http://schemas.openxmlformats.org/drawingml/2006/main" noChangeAspect="1"/>
-            </wp:cNvGraphicFramePr>
-            <a:graphic xmlns:a="http://schemas.openxmlformats.org/drawingml/2006/main">
-              <a:graphicData uri="http://schemas.openxmlformats.org/drawingml/2006/picture">
-                <pic:pic xmlns:pic="http://schemas.openxmlformats.org/drawingml/2006/picture">
-                  <pic:nvPicPr>
-                    <pic:cNvPr id="0" name="" descr=""/>
-                    <pic:cNvPicPr>
-                      <a:picLocks noChangeAspect="1" noChangeArrowheads="1"/>
-                    </pic:cNvPicPr>
-                  </pic:nvPicPr>
-                  <pic:blipFill>
-                    <a:blip r:embed="rId7" cstate="none"/>
-                    <a:srcRect/>
-                    <a:stretch>
-                      <a:fillRect/>
-                    </a:stretch>
-                  </pic:blipFill>
-                  <pic:spPr bwMode="auto">
-                    <a:xfrm>
-                      <a:off x="0" y="0"/>
-                      <a:ext cx="1047750" cy="790575"/>
-                    </a:xfrm>
-                    <a:prstGeom prst="rect">
-                      <a:avLst/>
-                    </a:prstGeom>
-                  </pic:spPr>
-                </pic:pic>
-              </a:graphicData>
-            </a:graphic>
-          </wp:inline>
-        </w:drawing>
-      </w:r>
-    </w:p>
-    <w:p>
-      <w:pPr>
-        <w:keepNext/>
-        <w:spacing w:after="120"/>
-      </w:pPr>
-      <w:r>
-        <w:rPr>
-          <w:b/>
-          <w:bCs/>
-        </w:rPr>
-        <w:t xml:space="preserve">Balance (Equilibrio)</w:t>
-      </w:r>
-      <w:r>
-        <w:t xml:space="preserve"> — Keeping both sides of an equation equal by doing the same thing to each side.</w:t>
+        <w:t xml:space="preserve">Integer (Número entero)</w:t>
+      </w:r>
+      <w:r>
+        <w:t xml:space="preserve"> — Whole numbers and their opposites, like -2, -1, 0, 1, 2.</w:t>
       </w:r>
     </w:p>
     <w:p>
@@ -516,39 +516,39 @@
           <w:b/>
           <w:bCs/>
         </w:rPr>
-        <w:t xml:space="preserve">1. Solve: x + 9 = 15</w:t>
-      </w:r>
-    </w:p>
-    <w:p>
-      <w:pPr>
-        <w:spacing w:after="40" w:before="0"/>
-      </w:pPr>
-      <w:r>
-        <w:t xml:space="preserve">     A. x = 6</w:t>
-      </w:r>
-    </w:p>
-    <w:p>
-      <w:pPr>
-        <w:spacing w:after="40" w:before="0"/>
-      </w:pPr>
-      <w:r>
-        <w:t xml:space="preserve">     B. x = 24</w:t>
-      </w:r>
-    </w:p>
-    <w:p>
-      <w:pPr>
-        <w:spacing w:after="40" w:before="0"/>
-      </w:pPr>
-      <w:r>
-        <w:t xml:space="preserve">     C. x = 9</w:t>
-      </w:r>
-    </w:p>
-    <w:p>
-      <w:pPr>
-        <w:spacing w:after="40" w:before="0"/>
-      </w:pPr>
-      <w:r>
-        <w:t xml:space="preserve">     D. x = 15</w:t>
+        <w:t xml:space="preserve">1. Which point is located between -1 and -2 on the number line?</w:t>
+      </w:r>
+    </w:p>
+    <w:p>
+      <w:pPr>
+        <w:spacing w:after="40" w:before="0"/>
+      </w:pPr>
+      <w:r>
+        <w:t xml:space="preserve">     A. -0.5</w:t>
+      </w:r>
+    </w:p>
+    <w:p>
+      <w:pPr>
+        <w:spacing w:after="40" w:before="0"/>
+      </w:pPr>
+      <w:r>
+        <w:t xml:space="preserve">     B. -1.5</w:t>
+      </w:r>
+    </w:p>
+    <w:p>
+      <w:pPr>
+        <w:spacing w:after="40" w:before="0"/>
+      </w:pPr>
+      <w:r>
+        <w:t xml:space="preserve">     C. -2.5</w:t>
+      </w:r>
+    </w:p>
+    <w:p>
+      <w:pPr>
+        <w:spacing w:after="40" w:before="0"/>
+      </w:pPr>
+      <w:r>
+        <w:t xml:space="preserve">     D. 1.5</w:t>
       </w:r>
     </w:p>
     <w:p>
@@ -571,39 +571,39 @@
           <w:b/>
           <w:bCs/>
         </w:rPr>
-        <w:t xml:space="preserve">2. Solve: y − 7 = 20</w:t>
-      </w:r>
-    </w:p>
-    <w:p>
-      <w:pPr>
-        <w:spacing w:after="40" w:before="0"/>
-      </w:pPr>
-      <w:r>
-        <w:t xml:space="preserve">     A. y = 27</w:t>
-      </w:r>
-    </w:p>
-    <w:p>
-      <w:pPr>
-        <w:spacing w:after="40" w:before="0"/>
-      </w:pPr>
-      <w:r>
-        <w:t xml:space="preserve">     B. y = 13</w:t>
-      </w:r>
-    </w:p>
-    <w:p>
-      <w:pPr>
-        <w:spacing w:after="40" w:before="0"/>
-      </w:pPr>
-      <w:r>
-        <w:t xml:space="preserve">     C. y = 7</w:t>
-      </w:r>
-    </w:p>
-    <w:p>
-      <w:pPr>
-        <w:spacing w:after="40" w:before="0"/>
-      </w:pPr>
-      <w:r>
-        <w:t xml:space="preserve">     D. y = 140</w:t>
+        <w:t xml:space="preserve">2. Which fraction is equivalent to 0.25?</w:t>
+      </w:r>
+    </w:p>
+    <w:p>
+      <w:pPr>
+        <w:spacing w:after="40" w:before="0"/>
+      </w:pPr>
+      <w:r>
+        <w:t xml:space="preserve">     A. 1/4</w:t>
+      </w:r>
+    </w:p>
+    <w:p>
+      <w:pPr>
+        <w:spacing w:after="40" w:before="0"/>
+      </w:pPr>
+      <w:r>
+        <w:t xml:space="preserve">     B. 1/2</w:t>
+      </w:r>
+    </w:p>
+    <w:p>
+      <w:pPr>
+        <w:spacing w:after="40" w:before="0"/>
+      </w:pPr>
+      <w:r>
+        <w:t xml:space="preserve">     C. 2/5</w:t>
+      </w:r>
+    </w:p>
+    <w:p>
+      <w:pPr>
+        <w:spacing w:after="40" w:before="0"/>
+      </w:pPr>
+      <w:r>
+        <w:t xml:space="preserve">     D. 1/3</w:t>
       </w:r>
     </w:p>
     <w:p>
@@ -626,7 +626,7 @@
           <w:b/>
           <w:bCs/>
         </w:rPr>
-        <w:t xml:space="preserve">3. Complete the table: identify the inverse operation, solve, and check.</w:t>
+        <w:t xml:space="preserve">3. Convert between fraction and decimal form. Then plot on a mental number line to compare.</w:t>
       </w:r>
     </w:p>
     <w:tbl>
@@ -645,7 +645,6 @@
         <w:gridCol w:w="100"/>
         <w:gridCol w:w="100"/>
         <w:gridCol w:w="100"/>
-        <w:gridCol w:w="100"/>
       </w:tblGrid>
       <w:tr>
         <w:trPr>
@@ -653,7 +652,7 @@
         </w:trPr>
         <w:tc>
           <w:tcPr>
-            <w:tcW w:type="pct" w:w="25%"/>
+            <w:tcW w:type="pct" w:w="33%"/>
           </w:tcPr>
           <w:p>
             <w:r>
@@ -661,13 +660,13 @@
                 <w:b/>
                 <w:bCs/>
               </w:rPr>
-              <w:t xml:space="preserve">Equation</w:t>
+              <w:t xml:space="preserve">Fraction</w:t>
             </w:r>
           </w:p>
         </w:tc>
         <w:tc>
           <w:tcPr>
-            <w:tcW w:type="pct" w:w="25%"/>
+            <w:tcW w:type="pct" w:w="33%"/>
           </w:tcPr>
           <w:p>
             <w:r>
@@ -675,13 +674,13 @@
                 <w:b/>
                 <w:bCs/>
               </w:rPr>
-              <w:t xml:space="preserve">Inverse Operation</w:t>
+              <w:t xml:space="preserve">Decimal</w:t>
             </w:r>
           </w:p>
         </w:tc>
         <w:tc>
           <w:tcPr>
-            <w:tcW w:type="pct" w:w="25%"/>
+            <w:tcW w:type="pct" w:w="33%"/>
           </w:tcPr>
           <w:p>
             <w:r>
@@ -689,21 +688,7 @@
                 <w:b/>
                 <w:bCs/>
               </w:rPr>
-              <w:t xml:space="preserve">Solution</w:t>
-            </w:r>
-          </w:p>
-        </w:tc>
-        <w:tc>
-          <w:tcPr>
-            <w:tcW w:type="pct" w:w="25%"/>
-          </w:tcPr>
-          <w:p>
-            <w:r>
-              <w:rPr>
-                <w:b/>
-                <w:bCs/>
-              </w:rPr>
-              <w:t xml:space="preserve">Check</w:t>
+              <w:t xml:space="preserve">Between Which Two Integers?</w:t>
             </w:r>
           </w:p>
         </w:tc>
@@ -711,7 +696,7 @@
       <w:tr>
         <w:tc>
           <w:tcPr>
-            <w:tcW w:type="pct" w:w="25%"/>
+            <w:tcW w:type="pct" w:w="33%"/>
           </w:tcPr>
           <w:p>
             <w:r>
@@ -719,13 +704,13 @@
                 <w:b w:val="false"/>
                 <w:bCs w:val="false"/>
               </w:rPr>
-              <w:t xml:space="preserve">x + 18 = 45</w:t>
+              <w:t xml:space="preserve">3/4</w:t>
             </w:r>
           </w:p>
         </w:tc>
         <w:tc>
           <w:tcPr>
-            <w:tcW w:type="pct" w:w="25%"/>
+            <w:tcW w:type="pct" w:w="33%"/>
           </w:tcPr>
           <w:p>
             <w:r>
@@ -733,13 +718,13 @@
                 <w:b w:val="false"/>
                 <w:bCs w:val="false"/>
               </w:rPr>
-              <w:t xml:space="preserve">Subtract 18</w:t>
+              <w:t xml:space="preserve"> </w:t>
             </w:r>
           </w:p>
         </w:tc>
         <w:tc>
           <w:tcPr>
-            <w:tcW w:type="pct" w:w="25%"/>
+            <w:tcW w:type="pct" w:w="33%"/>
           </w:tcPr>
           <w:p>
             <w:r>
@@ -747,13 +732,15 @@
                 <w:b w:val="false"/>
                 <w:bCs w:val="false"/>
               </w:rPr>
-              <w:t xml:space="preserve">x = 27</w:t>
+              <w:t xml:space="preserve"> </w:t>
             </w:r>
           </w:p>
         </w:tc>
+      </w:tr>
+      <w:tr>
         <w:tc>
           <w:tcPr>
-            <w:tcW w:type="pct" w:w="25%"/>
+            <w:tcW w:type="pct" w:w="33%"/>
           </w:tcPr>
           <w:p>
             <w:r>
@@ -761,7 +748,35 @@
                 <w:b w:val="false"/>
                 <w:bCs w:val="false"/>
               </w:rPr>
-              <w:t xml:space="preserve">27 + 18 = 45 ✓</w:t>
+              <w:t xml:space="preserve">-7/2</w:t>
+            </w:r>
+          </w:p>
+        </w:tc>
+        <w:tc>
+          <w:tcPr>
+            <w:tcW w:type="pct" w:w="33%"/>
+          </w:tcPr>
+          <w:p>
+            <w:r>
+              <w:rPr>
+                <w:b w:val="false"/>
+                <w:bCs w:val="false"/>
+              </w:rPr>
+              <w:t xml:space="preserve"> </w:t>
+            </w:r>
+          </w:p>
+        </w:tc>
+        <w:tc>
+          <w:tcPr>
+            <w:tcW w:type="pct" w:w="33%"/>
+          </w:tcPr>
+          <w:p>
+            <w:r>
+              <w:rPr>
+                <w:b w:val="false"/>
+                <w:bCs w:val="false"/>
+              </w:rPr>
+              <w:t xml:space="preserve"> </w:t>
             </w:r>
           </w:p>
         </w:tc>
@@ -769,7 +784,7 @@
       <w:tr>
         <w:tc>
           <w:tcPr>
-            <w:tcW w:type="pct" w:w="25%"/>
+            <w:tcW w:type="pct" w:w="33%"/>
           </w:tcPr>
           <w:p>
             <w:r>
@@ -777,13 +792,13 @@
                 <w:b w:val="false"/>
                 <w:bCs w:val="false"/>
               </w:rPr>
-              <w:t xml:space="preserve">p − 22 = 19</w:t>
+              <w:t xml:space="preserve"> </w:t>
             </w:r>
           </w:p>
         </w:tc>
         <w:tc>
           <w:tcPr>
-            <w:tcW w:type="pct" w:w="25%"/>
+            <w:tcW w:type="pct" w:w="33%"/>
           </w:tcPr>
           <w:p>
             <w:r>
@@ -791,13 +806,13 @@
                 <w:b w:val="false"/>
                 <w:bCs w:val="false"/>
               </w:rPr>
-              <w:t xml:space="preserve">Add 22</w:t>
+              <w:t xml:space="preserve">0.6</w:t>
             </w:r>
           </w:p>
         </w:tc>
         <w:tc>
           <w:tcPr>
-            <w:tcW w:type="pct" w:w="25%"/>
+            <w:tcW w:type="pct" w:w="33%"/>
           </w:tcPr>
           <w:p>
             <w:r>
@@ -805,13 +820,15 @@
                 <w:b w:val="false"/>
                 <w:bCs w:val="false"/>
               </w:rPr>
-              <w:t xml:space="preserve">p = 41</w:t>
+              <w:t xml:space="preserve"> </w:t>
             </w:r>
           </w:p>
         </w:tc>
+      </w:tr>
+      <w:tr>
         <w:tc>
           <w:tcPr>
-            <w:tcW w:type="pct" w:w="25%"/>
+            <w:tcW w:type="pct" w:w="33%"/>
           </w:tcPr>
           <w:p>
             <w:r>
@@ -819,7 +836,35 @@
                 <w:b w:val="false"/>
                 <w:bCs w:val="false"/>
               </w:rPr>
-              <w:t xml:space="preserve">41 − 22 = 19 ✓</w:t>
+              <w:t xml:space="preserve"> </w:t>
+            </w:r>
+          </w:p>
+        </w:tc>
+        <w:tc>
+          <w:tcPr>
+            <w:tcW w:type="pct" w:w="33%"/>
+          </w:tcPr>
+          <w:p>
+            <w:r>
+              <w:rPr>
+                <w:b w:val="false"/>
+                <w:bCs w:val="false"/>
+              </w:rPr>
+              <w:t xml:space="preserve">-1.25</w:t>
+            </w:r>
+          </w:p>
+        </w:tc>
+        <w:tc>
+          <w:tcPr>
+            <w:tcW w:type="pct" w:w="33%"/>
+          </w:tcPr>
+          <w:p>
+            <w:r>
+              <w:rPr>
+                <w:b w:val="false"/>
+                <w:bCs w:val="false"/>
+              </w:rPr>
+              <w:t xml:space="preserve"> </w:t>
             </w:r>
           </w:p>
         </w:tc>
@@ -827,7 +872,7 @@
       <w:tr>
         <w:tc>
           <w:tcPr>
-            <w:tcW w:type="pct" w:w="25%"/>
+            <w:tcW w:type="pct" w:w="33%"/>
           </w:tcPr>
           <w:p>
             <w:r>
@@ -835,13 +880,13 @@
                 <w:b w:val="false"/>
                 <w:bCs w:val="false"/>
               </w:rPr>
-              <w:t xml:space="preserve">w + 3.5 = 10</w:t>
+              <w:t xml:space="preserve">2 1/5</w:t>
             </w:r>
           </w:p>
         </w:tc>
         <w:tc>
           <w:tcPr>
-            <w:tcW w:type="pct" w:w="25%"/>
+            <w:tcW w:type="pct" w:w="33%"/>
           </w:tcPr>
           <w:p>
             <w:r>
@@ -849,13 +894,13 @@
                 <w:b w:val="false"/>
                 <w:bCs w:val="false"/>
               </w:rPr>
-              <w:t xml:space="preserve">Subtract 3.5</w:t>
+              <w:t xml:space="preserve"> </w:t>
             </w:r>
           </w:p>
         </w:tc>
         <w:tc>
           <w:tcPr>
-            <w:tcW w:type="pct" w:w="25%"/>
+            <w:tcW w:type="pct" w:w="33%"/>
           </w:tcPr>
           <w:p>
             <w:r>
@@ -863,21 +908,7 @@
                 <w:b w:val="false"/>
                 <w:bCs w:val="false"/>
               </w:rPr>
-              <w:t xml:space="preserve">w = 6.5</w:t>
-            </w:r>
-          </w:p>
-        </w:tc>
-        <w:tc>
-          <w:tcPr>
-            <w:tcW w:type="pct" w:w="25%"/>
-          </w:tcPr>
-          <w:p>
-            <w:r>
-              <w:rPr>
-                <w:b w:val="false"/>
-                <w:bCs w:val="false"/>
-              </w:rPr>
-              <w:t xml:space="preserve">6.5 + 3.5 = 10 ✓</w:t>
+              <w:t xml:space="preserve"> </w:t>
             </w:r>
           </w:p>
         </w:tc>
@@ -903,39 +934,55 @@
           <w:b/>
           <w:bCs/>
         </w:rPr>
-        <w:t xml:space="preserve">4. A shirt costs $d. After a $15 discount, it costs $38. What is d?</w:t>
-      </w:r>
-    </w:p>
-    <w:p>
-      <w:pPr>
-        <w:spacing w:after="40" w:before="0"/>
-      </w:pPr>
-      <w:r>
-        <w:t xml:space="preserve">     A. $53</w:t>
-      </w:r>
-    </w:p>
-    <w:p>
-      <w:pPr>
-        <w:spacing w:after="40" w:before="0"/>
-      </w:pPr>
-      <w:r>
-        <w:t xml:space="preserve">     B. $23</w:t>
-      </w:r>
-    </w:p>
-    <w:p>
-      <w:pPr>
-        <w:spacing w:after="40" w:before="0"/>
-      </w:pPr>
-      <w:r>
-        <w:t xml:space="preserve">     C. $38</w:t>
-      </w:r>
-    </w:p>
-    <w:p>
-      <w:pPr>
-        <w:spacing w:after="40" w:before="0"/>
-      </w:pPr>
-      <w:r>
-        <w:t xml:space="preserve">     D. $45</w:t>
+        <w:t xml:space="preserve">4. Sort each item into the correct group.</w:t>
+      </w:r>
+    </w:p>
+    <w:p>
+      <w:pPr>
+        <w:spacing w:after="40" w:before="0"/>
+      </w:pPr>
+      <w:r>
+        <w:t xml:space="preserve">   • undefined   → __________________</w:t>
+      </w:r>
+    </w:p>
+    <w:p>
+      <w:pPr>
+        <w:spacing w:after="40" w:before="0"/>
+      </w:pPr>
+      <w:r>
+        <w:t xml:space="preserve">   • undefined   → __________________</w:t>
+      </w:r>
+    </w:p>
+    <w:p>
+      <w:pPr>
+        <w:spacing w:after="40" w:before="0"/>
+      </w:pPr>
+      <w:r>
+        <w:t xml:space="preserve">   • undefined   → __________________</w:t>
+      </w:r>
+    </w:p>
+    <w:p>
+      <w:pPr>
+        <w:spacing w:after="40" w:before="0"/>
+      </w:pPr>
+      <w:r>
+        <w:t xml:space="preserve">   • undefined   → __________________</w:t>
+      </w:r>
+    </w:p>
+    <w:p>
+      <w:pPr>
+        <w:spacing w:after="40" w:before="0"/>
+      </w:pPr>
+      <w:r>
+        <w:t xml:space="preserve">   • undefined   → __________________</w:t>
+      </w:r>
+    </w:p>
+    <w:p>
+      <w:pPr>
+        <w:spacing w:after="40" w:before="0"/>
+      </w:pPr>
+      <w:r>
+        <w:t xml:space="preserve">   • undefined   → __________________</w:t>
       </w:r>
     </w:p>
     <w:p>
@@ -958,19 +1005,98 @@
           <w:b/>
           <w:bCs/>
         </w:rPr>
-        <w:t xml:space="preserve">5. Sort each equation into the correct inverse operation you would use to solve it.</w:t>
+        <w:t xml:space="preserve">5. Which rational number is closest to 0 on the number line?</w:t>
+      </w:r>
+    </w:p>
+    <w:p>
+      <w:pPr>
+        <w:spacing w:after="40" w:before="0"/>
+      </w:pPr>
+      <w:r>
+        <w:t xml:space="preserve">     A. -1/4</w:t>
+      </w:r>
+    </w:p>
+    <w:p>
+      <w:pPr>
+        <w:spacing w:after="40" w:before="0"/>
+      </w:pPr>
+      <w:r>
+        <w:t xml:space="preserve">     B. 0.5</w:t>
+      </w:r>
+    </w:p>
+    <w:p>
+      <w:pPr>
+        <w:spacing w:after="40" w:before="0"/>
+      </w:pPr>
+      <w:r>
+        <w:t xml:space="preserve">     C. -2</w:t>
+      </w:r>
+    </w:p>
+    <w:p>
+      <w:pPr>
+        <w:spacing w:after="40" w:before="0"/>
+      </w:pPr>
+      <w:r>
+        <w:t xml:space="preserve">     D. 1.75</w:t>
+      </w:r>
+    </w:p>
+    <w:p>
+      <w:pPr>
+        <w:spacing w:after="60" w:before="120"/>
+      </w:pPr>
+      <w:r>
+        <w:rPr>
+          <w:color w:val="BBBBBB"/>
+        </w:rPr>
+        <w:t xml:space="preserve">______________________________________________________________________</w:t>
       </w:r>
     </w:p>
     <w:p>
       <w:pPr>
         <w:spacing w:after="80" w:before="0"/>
+      </w:pPr>
+      <w:r>
+        <w:rPr>
+          <w:b/>
+          <w:bCs/>
+        </w:rPr>
+        <w:t xml:space="preserve">6. Spot the Mistake: Plotting -2.25</w:t>
+      </w:r>
+    </w:p>
+    <w:p>
+      <w:pPr>
+        <w:spacing w:after="40" w:before="0"/>
+      </w:pPr>
+      <w:r>
+        <w:t xml:space="preserve">   Step 1 (Problem): Plot -2.25 on the number line.</w:t>
+      </w:r>
+    </w:p>
+    <w:p>
+      <w:pPr>
+        <w:spacing w:after="40" w:before="0"/>
+      </w:pPr>
+      <w:r>
+        <w:t xml:space="preserve">   Step 2 (Student thinking): It is negative, so I go past -2. The .25 is one quarter, so I count toward 0 (to the right) by a quarter unit and land between -2 and -1.</w:t>
+      </w:r>
+    </w:p>
+    <w:p>
+      <w:pPr>
+        <w:spacing w:after="40" w:before="0"/>
+      </w:pPr>
+      <w:r>
+        <w:t xml:space="preserve">   Step 3 (Student answer): Point plotted at -1.75, between -2 and -1.</w:t>
+      </w:r>
+    </w:p>
+    <w:p>
+      <w:pPr>
+        <w:spacing w:after="60" w:before="0"/>
       </w:pPr>
       <w:r>
         <w:rPr>
           <w:i/>
           <w:iCs/>
         </w:rPr>
-        <w:t xml:space="preserve">Groups: Add to both sides   |   Subtract from both sides</w:t>
+        <w:t xml:space="preserve">Which step has the mistake? Explain and fix it:</w:t>
       </w:r>
     </w:p>
     <w:p>
@@ -986,6 +1112,28 @@
     </w:p>
     <w:p>
       <w:pPr>
+        <w:spacing w:after="60" w:before="120"/>
+      </w:pPr>
+      <w:r>
+        <w:rPr>
+          <w:color w:val="BBBBBB"/>
+        </w:rPr>
+        <w:t xml:space="preserve">______________________________________________________________________</w:t>
+      </w:r>
+    </w:p>
+    <w:p>
+      <w:pPr>
+        <w:spacing w:after="60" w:before="120"/>
+      </w:pPr>
+      <w:r>
+        <w:rPr>
+          <w:color w:val="BBBBBB"/>
+        </w:rPr>
+        <w:t xml:space="preserve">______________________________________________________________________</w:t>
+      </w:r>
+    </w:p>
+    <w:p>
+      <w:pPr>
         <w:spacing w:after="80" w:before="0"/>
       </w:pPr>
       <w:r>
@@ -993,448 +1141,285 @@
           <w:b/>
           <w:bCs/>
         </w:rPr>
-        <w:t xml:space="preserve">6. onLevel — Spot the Common Mistake</w:t>
-      </w:r>
-    </w:p>
-    <w:p>
-      <w:pPr>
-        <w:spacing w:after="40" w:before="0"/>
-      </w:pPr>
-      <w:r>
-        <w:t xml:space="preserve">   Step 1 (Equation): y − 13 = 28</w:t>
-      </w:r>
-    </w:p>
-    <w:p>
-      <w:pPr>
-        <w:spacing w:after="40" w:before="0"/>
-      </w:pPr>
-      <w:r>
-        <w:t xml:space="preserve">   Step 2 (Choose inverse): The inverse of − 13 is + 13, so add 13 to both sides.</w:t>
-      </w:r>
-    </w:p>
-    <w:p>
-      <w:pPr>
-        <w:spacing w:after="40" w:before="0"/>
-      </w:pPr>
-      <w:r>
-        <w:t xml:space="preserve">   Step 3 (Apply to both sides): y = 28 + 13</w:t>
-      </w:r>
-    </w:p>
-    <w:p>
-      <w:pPr>
-        <w:spacing w:after="40" w:before="0"/>
-      </w:pPr>
-      <w:r>
-        <w:t xml:space="preserve">   Step 4 (Simplify): y = 31</w:t>
-      </w:r>
-    </w:p>
-    <w:p>
-      <w:pPr>
-        <w:spacing w:after="60" w:before="0"/>
+        <w:t xml:space="preserve">7. Which number is farthest to the LEFT on a number line?</w:t>
+      </w:r>
+    </w:p>
+    <w:p>
+      <w:pPr>
+        <w:spacing w:after="40" w:before="0"/>
+      </w:pPr>
+      <w:r>
+        <w:t xml:space="preserve">     A. -1</w:t>
+      </w:r>
+    </w:p>
+    <w:p>
+      <w:pPr>
+        <w:spacing w:after="40" w:before="0"/>
+      </w:pPr>
+      <w:r>
+        <w:t xml:space="preserve">     B. 0</w:t>
+      </w:r>
+    </w:p>
+    <w:p>
+      <w:pPr>
+        <w:spacing w:after="40" w:before="0"/>
+      </w:pPr>
+      <w:r>
+        <w:t xml:space="preserve">     C. -4</w:t>
+      </w:r>
+    </w:p>
+    <w:p>
+      <w:pPr>
+        <w:spacing w:after="40" w:before="0"/>
+      </w:pPr>
+      <w:r>
+        <w:t xml:space="preserve">     D. 2</w:t>
+      </w:r>
+    </w:p>
+    <w:p>
+      <w:pPr>
+        <w:spacing w:after="60" w:before="120"/>
+      </w:pPr>
+      <w:r>
+        <w:rPr>
+          <w:color w:val="BBBBBB"/>
+        </w:rPr>
+        <w:t xml:space="preserve">______________________________________________________________________</w:t>
+      </w:r>
+    </w:p>
+    <w:p>
+      <w:pPr>
+        <w:spacing w:after="80" w:before="0"/>
+      </w:pPr>
+      <w:r>
+        <w:rPr>
+          <w:b/>
+          <w:bCs/>
+        </w:rPr>
+        <w:t xml:space="preserve">8. What is the opposite of -3/4?</w:t>
+      </w:r>
+    </w:p>
+    <w:p>
+      <w:pPr>
+        <w:spacing w:after="40" w:before="0"/>
+      </w:pPr>
+      <w:r>
+        <w:t xml:space="preserve">     A. 3/4</w:t>
+      </w:r>
+    </w:p>
+    <w:p>
+      <w:pPr>
+        <w:spacing w:after="40" w:before="0"/>
+      </w:pPr>
+      <w:r>
+        <w:t xml:space="preserve">     B. -3/4</w:t>
+      </w:r>
+    </w:p>
+    <w:p>
+      <w:pPr>
+        <w:spacing w:after="40" w:before="0"/>
+      </w:pPr>
+      <w:r>
+        <w:t xml:space="preserve">     C. 4/3</w:t>
+      </w:r>
+    </w:p>
+    <w:p>
+      <w:pPr>
+        <w:spacing w:after="40" w:before="0"/>
+      </w:pPr>
+      <w:r>
+        <w:t xml:space="preserve">     D. 0</w:t>
+      </w:r>
+    </w:p>
+    <w:p>
+      <w:pPr>
+        <w:spacing w:after="60" w:before="120"/>
+      </w:pPr>
+      <w:r>
+        <w:rPr>
+          <w:color w:val="BBBBBB"/>
+        </w:rPr>
+        <w:t xml:space="preserve">______________________________________________________________________</w:t>
+      </w:r>
+    </w:p>
+    <w:p>
+      <w:pPr>
+        <w:spacing w:after="80" w:before="0"/>
+      </w:pPr>
+      <w:r>
+        <w:rPr>
+          <w:b/>
+          <w:bCs/>
+        </w:rPr>
+        <w:t xml:space="preserve">9. The first trail marker sits between 0 and 1. Which rational number belongs there?</w:t>
+      </w:r>
+    </w:p>
+    <w:p>
+      <w:pPr>
+        <w:spacing w:after="40" w:before="0"/>
+      </w:pPr>
+      <w:r>
+        <w:t xml:space="preserve">     A. 3/4</w:t>
+      </w:r>
+    </w:p>
+    <w:p>
+      <w:pPr>
+        <w:spacing w:after="40" w:before="0"/>
+      </w:pPr>
+      <w:r>
+        <w:t xml:space="preserve">     B. 1.5</w:t>
+      </w:r>
+    </w:p>
+    <w:p>
+      <w:pPr>
+        <w:spacing w:after="40" w:before="0"/>
+      </w:pPr>
+      <w:r>
+        <w:t xml:space="preserve">     C. -1/2</w:t>
+      </w:r>
+    </w:p>
+    <w:p>
+      <w:pPr>
+        <w:spacing w:after="40" w:before="0"/>
+      </w:pPr>
+      <w:r>
+        <w:t xml:space="preserve">     D. 2</w:t>
+      </w:r>
+    </w:p>
+    <w:p>
+      <w:pPr>
+        <w:spacing w:after="60" w:before="120"/>
+      </w:pPr>
+      <w:r>
+        <w:rPr>
+          <w:color w:val="BBBBBB"/>
+        </w:rPr>
+        <w:t xml:space="preserve">______________________________________________________________________</w:t>
+      </w:r>
+    </w:p>
+    <w:p>
+      <w:pPr>
+        <w:spacing w:after="80" w:before="0"/>
+      </w:pPr>
+      <w:r>
+        <w:rPr>
+          <w:b/>
+          <w:bCs/>
+        </w:rPr>
+        <w:t xml:space="preserve">10. Order these three trail markers from least to greatest: -1.5, 0.5, -0.5.</w:t>
+      </w:r>
+    </w:p>
+    <w:p>
+      <w:pPr>
+        <w:spacing w:after="40" w:before="0"/>
+      </w:pPr>
+      <w:r>
+        <w:t xml:space="preserve">     A. -1.5, -0.5, 0.5</w:t>
+      </w:r>
+    </w:p>
+    <w:p>
+      <w:pPr>
+        <w:spacing w:after="40" w:before="0"/>
+      </w:pPr>
+      <w:r>
+        <w:t xml:space="preserve">     B. 0.5, -0.5, -1.5</w:t>
+      </w:r>
+    </w:p>
+    <w:p>
+      <w:pPr>
+        <w:spacing w:after="40" w:before="0"/>
+      </w:pPr>
+      <w:r>
+        <w:t xml:space="preserve">     C. -0.5, -1.5, 0.5</w:t>
+      </w:r>
+    </w:p>
+    <w:p>
+      <w:pPr>
+        <w:spacing w:after="40" w:before="0"/>
+      </w:pPr>
+      <w:r>
+        <w:t xml:space="preserve">     D. -1.5, 0.5, -0.5</w:t>
+      </w:r>
+    </w:p>
+    <w:p>
+      <w:pPr>
+        <w:spacing w:after="60" w:before="120"/>
+      </w:pPr>
+      <w:r>
+        <w:rPr>
+          <w:color w:val="BBBBBB"/>
+        </w:rPr>
+        <w:t xml:space="preserve">______________________________________________________________________</w:t>
+      </w:r>
+    </w:p>
+    <w:p>
+      <w:r>
+        <w:br w:type="page"/>
+      </w:r>
+    </w:p>
+    <w:p>
+      <w:pPr>
+        <w:pStyle w:val="Heading1"/>
+        <w:spacing w:after="120"/>
+      </w:pPr>
+      <w:r>
+        <w:rPr>
+          <w:b/>
+          <w:bCs/>
+        </w:rPr>
+        <w:t xml:space="preserve">Answer Key (Teacher)</w:t>
+      </w:r>
+    </w:p>
+    <w:p>
+      <w:pPr>
+        <w:spacing w:after="40" w:before="0"/>
+      </w:pPr>
+      <w:r>
+        <w:rPr>
+          <w:b/>
+          <w:bCs/>
+        </w:rPr>
+        <w:t xml:space="preserve">1. B. -1.5</w:t>
+      </w:r>
+    </w:p>
+    <w:p>
+      <w:pPr>
+        <w:spacing w:after="20" w:before="0"/>
+      </w:pPr>
+      <w:r>
+        <w:t xml:space="preserve">     -1.5 is between -1 and -2 because it is 0.5 units to the left of -1 (or 0.5 units to the right of -2).</w:t>
+      </w:r>
+    </w:p>
+    <w:p>
+      <w:pPr>
+        <w:spacing w:after="80" w:before="0"/>
       </w:pPr>
       <w:r>
         <w:rPr>
           <w:i/>
           <w:iCs/>
         </w:rPr>
-        <w:t xml:space="preserve">Which step has the mistake? Explain and fix it:</w:t>
-      </w:r>
-    </w:p>
-    <w:p>
-      <w:pPr>
-        <w:spacing w:after="60" w:before="120"/>
-      </w:pPr>
-      <w:r>
-        <w:rPr>
-          <w:color w:val="BBBBBB"/>
-        </w:rPr>
-        <w:t xml:space="preserve">______________________________________________________________________</w:t>
-      </w:r>
-    </w:p>
-    <w:p>
-      <w:pPr>
-        <w:spacing w:after="60" w:before="120"/>
-      </w:pPr>
-      <w:r>
-        <w:rPr>
-          <w:color w:val="BBBBBB"/>
-        </w:rPr>
-        <w:t xml:space="preserve">______________________________________________________________________</w:t>
-      </w:r>
-    </w:p>
-    <w:p>
-      <w:pPr>
-        <w:spacing w:after="60" w:before="120"/>
-      </w:pPr>
-      <w:r>
-        <w:rPr>
-          <w:color w:val="BBBBBB"/>
-        </w:rPr>
-        <w:t xml:space="preserve">______________________________________________________________________</w:t>
-      </w:r>
-    </w:p>
-    <w:p>
-      <w:pPr>
-        <w:spacing w:after="80" w:before="0"/>
-      </w:pPr>
-      <w:r>
-        <w:rPr>
-          <w:b/>
-          <w:bCs/>
-        </w:rPr>
-        <w:t xml:space="preserve">7. Unlock Card 1: Solve x + 7 = 15.</w:t>
-      </w:r>
-    </w:p>
-    <w:p>
-      <w:pPr>
-        <w:spacing w:after="40" w:before="0"/>
-      </w:pPr>
-      <w:r>
-        <w:t xml:space="preserve">     A. x = 8</w:t>
-      </w:r>
-    </w:p>
-    <w:p>
-      <w:pPr>
-        <w:spacing w:after="40" w:before="0"/>
-      </w:pPr>
-      <w:r>
-        <w:t xml:space="preserve">     B. x = 22</w:t>
-      </w:r>
-    </w:p>
-    <w:p>
-      <w:pPr>
-        <w:spacing w:after="40" w:before="0"/>
-      </w:pPr>
-      <w:r>
-        <w:t xml:space="preserve">     C. x = 7</w:t>
-      </w:r>
-    </w:p>
-    <w:p>
-      <w:pPr>
-        <w:spacing w:after="40" w:before="0"/>
-      </w:pPr>
-      <w:r>
-        <w:t xml:space="preserve">     D. x = 105</w:t>
-      </w:r>
-    </w:p>
-    <w:p>
-      <w:pPr>
-        <w:spacing w:after="60" w:before="120"/>
-      </w:pPr>
-      <w:r>
-        <w:rPr>
-          <w:color w:val="BBBBBB"/>
-        </w:rPr>
-        <w:t xml:space="preserve">______________________________________________________________________</w:t>
-      </w:r>
-    </w:p>
-    <w:p>
-      <w:pPr>
-        <w:spacing w:after="80" w:before="0"/>
-      </w:pPr>
-      <w:r>
-        <w:rPr>
-          <w:b/>
-          <w:bCs/>
-        </w:rPr>
-        <w:t xml:space="preserve">8. Unlock Card 2: Solve n − 4 = 9.</w:t>
-      </w:r>
-    </w:p>
-    <w:p>
-      <w:pPr>
-        <w:spacing w:after="40" w:before="0"/>
-      </w:pPr>
-      <w:r>
-        <w:t xml:space="preserve">     A. n = 13</w:t>
-      </w:r>
-    </w:p>
-    <w:p>
-      <w:pPr>
-        <w:spacing w:after="40" w:before="0"/>
-      </w:pPr>
-      <w:r>
-        <w:t xml:space="preserve">     B. n = 5</w:t>
-      </w:r>
-    </w:p>
-    <w:p>
-      <w:pPr>
-        <w:spacing w:after="40" w:before="0"/>
-      </w:pPr>
-      <w:r>
-        <w:t xml:space="preserve">     C. n = 36</w:t>
-      </w:r>
-    </w:p>
-    <w:p>
-      <w:pPr>
-        <w:spacing w:after="40" w:before="0"/>
-      </w:pPr>
-      <w:r>
-        <w:t xml:space="preserve">     D. n = -5</w:t>
-      </w:r>
-    </w:p>
-    <w:p>
-      <w:pPr>
-        <w:spacing w:after="60" w:before="120"/>
-      </w:pPr>
-      <w:r>
-        <w:rPr>
-          <w:color w:val="BBBBBB"/>
-        </w:rPr>
-        <w:t xml:space="preserve">______________________________________________________________________</w:t>
-      </w:r>
-    </w:p>
-    <w:p>
-      <w:pPr>
-        <w:spacing w:after="80" w:before="0"/>
-      </w:pPr>
-      <w:r>
-        <w:rPr>
-          <w:b/>
-          <w:bCs/>
-        </w:rPr>
-        <w:t xml:space="preserve">9. Unlock Card 3: A vault held some clue tokens. After the detective added 16 tokens, there were 50. The equation is t + 16 = 50. How many tokens were there before?</w:t>
-      </w:r>
-    </w:p>
-    <w:p>
-      <w:pPr>
-        <w:spacing w:after="40" w:before="0"/>
-      </w:pPr>
-      <w:r>
-        <w:t xml:space="preserve">     A. 34</w:t>
-      </w:r>
-    </w:p>
-    <w:p>
-      <w:pPr>
-        <w:spacing w:after="40" w:before="0"/>
-      </w:pPr>
-      <w:r>
-        <w:t xml:space="preserve">     B. 66</w:t>
-      </w:r>
-    </w:p>
-    <w:p>
-      <w:pPr>
-        <w:spacing w:after="40" w:before="0"/>
-      </w:pPr>
-      <w:r>
-        <w:t xml:space="preserve">     C. 16</w:t>
-      </w:r>
-    </w:p>
-    <w:p>
-      <w:pPr>
-        <w:spacing w:after="40" w:before="0"/>
-      </w:pPr>
-      <w:r>
-        <w:t xml:space="preserve">     D. 800</w:t>
-      </w:r>
-    </w:p>
-    <w:p>
-      <w:pPr>
-        <w:spacing w:after="60" w:before="120"/>
-      </w:pPr>
-      <w:r>
-        <w:rPr>
-          <w:color w:val="BBBBBB"/>
-        </w:rPr>
-        <w:t xml:space="preserve">______________________________________________________________________</w:t>
-      </w:r>
-    </w:p>
-    <w:p>
-      <w:pPr>
-        <w:spacing w:after="80" w:before="0"/>
-      </w:pPr>
-      <w:r>
-        <w:rPr>
-          <w:b/>
-          <w:bCs/>
-        </w:rPr>
-        <w:t xml:space="preserve">10. Unlock Card 4: Match each equation to its solution to crack the vault code.</w:t>
-      </w:r>
-    </w:p>
-    <w:tbl>
-      <w:tblPr>
-        <w:tblW w:type="pct" w:w="100%"/>
-        <w:tblBorders>
-          <w:top w:val="single" w:color="auto" w:sz="4"/>
-          <w:left w:val="single" w:color="auto" w:sz="4"/>
-          <w:bottom w:val="single" w:color="auto" w:sz="4"/>
-          <w:right w:val="single" w:color="auto" w:sz="4"/>
-          <w:insideH w:val="single" w:color="auto" w:sz="4"/>
-          <w:insideV w:val="single" w:color="auto" w:sz="4"/>
-        </w:tblBorders>
-      </w:tblPr>
-      <w:tblGrid>
-        <w:gridCol w:w="100"/>
-        <w:gridCol w:w="100"/>
-      </w:tblGrid>
-      <w:tr>
-        <w:trPr>
-          <w:tblHeader/>
-        </w:trPr>
-        <w:tc>
-          <w:tcPr>
-            <w:tcW w:type="pct" w:w="50%"/>
-          </w:tcPr>
-          <w:p>
-            <w:r>
-              <w:rPr>
-                <w:b/>
-                <w:bCs/>
-              </w:rPr>
-              <w:t xml:space="preserve">Item</w:t>
-            </w:r>
-          </w:p>
-        </w:tc>
-        <w:tc>
-          <w:tcPr>
-            <w:tcW w:type="pct" w:w="50%"/>
-          </w:tcPr>
-          <w:p>
-            <w:r>
-              <w:rPr>
-                <w:b/>
-                <w:bCs/>
-              </w:rPr>
-              <w:t xml:space="preserve">Answer choices</w:t>
-            </w:r>
-          </w:p>
-        </w:tc>
-      </w:tr>
-      <w:tr>
-        <w:tc>
-          <w:tcPr>
-            <w:tcW w:type="pct" w:w="50%"/>
-          </w:tcPr>
-          <w:p>
-            <w:r>
-              <w:t xml:space="preserve">____  a + 6 = 13</w:t>
-            </w:r>
-          </w:p>
-        </w:tc>
-        <w:tc>
-          <w:tcPr>
-            <w:tcW w:type="pct" w:w="50%"/>
-          </w:tcPr>
-          <w:p>
-            <w:r>
-              <w:t xml:space="preserve">D. d = 15</w:t>
-            </w:r>
-          </w:p>
-        </w:tc>
-      </w:tr>
-      <w:tr>
-        <w:tc>
-          <w:tcPr>
-            <w:tcW w:type="pct" w:w="50%"/>
-          </w:tcPr>
-          <w:p>
-            <w:r>
-              <w:t xml:space="preserve">____  b − 5 = 8</w:t>
-            </w:r>
-          </w:p>
-        </w:tc>
-        <w:tc>
-          <w:tcPr>
-            <w:tcW w:type="pct" w:w="50%"/>
-          </w:tcPr>
-          <w:p>
-            <w:r>
-              <w:t xml:space="preserve">C. c = 9</w:t>
-            </w:r>
-          </w:p>
-        </w:tc>
-      </w:tr>
-      <w:tr>
-        <w:tc>
-          <w:tcPr>
-            <w:tcW w:type="pct" w:w="50%"/>
-          </w:tcPr>
-          <w:p>
-            <w:r>
-              <w:t xml:space="preserve">____  c + 11 = 20</w:t>
-            </w:r>
-          </w:p>
-        </w:tc>
-        <w:tc>
-          <w:tcPr>
-            <w:tcW w:type="pct" w:w="50%"/>
-          </w:tcPr>
-          <w:p>
-            <w:r>
-              <w:t xml:space="preserve">B. b = 13</w:t>
-            </w:r>
-          </w:p>
-        </w:tc>
-      </w:tr>
-      <w:tr>
-        <w:tc>
-          <w:tcPr>
-            <w:tcW w:type="pct" w:w="50%"/>
-          </w:tcPr>
-          <w:p>
-            <w:r>
-              <w:t xml:space="preserve">____  d − 9 = 6</w:t>
-            </w:r>
-          </w:p>
-        </w:tc>
-        <w:tc>
-          <w:tcPr>
-            <w:tcW w:type="pct" w:w="50%"/>
-          </w:tcPr>
-          <w:p>
-            <w:r>
-              <w:t xml:space="preserve">A. a = 7</w:t>
-            </w:r>
-          </w:p>
-        </w:tc>
-      </w:tr>
-    </w:tbl>
-    <w:p>
-      <w:pPr>
-        <w:spacing w:after="60" w:before="120"/>
-      </w:pPr>
-      <w:r>
-        <w:rPr>
-          <w:color w:val="BBBBBB"/>
-        </w:rPr>
-        <w:t xml:space="preserve">______________________________________________________________________</w:t>
-      </w:r>
-    </w:p>
-    <w:p>
-      <w:r>
-        <w:br w:type="page"/>
-      </w:r>
-    </w:p>
-    <w:p>
-      <w:pPr>
-        <w:pStyle w:val="Heading1"/>
-        <w:spacing w:after="120"/>
-      </w:pPr>
-      <w:r>
-        <w:rPr>
-          <w:b/>
-          <w:bCs/>
-        </w:rPr>
-        <w:t xml:space="preserve">Answer Key (Teacher)</w:t>
-      </w:r>
-    </w:p>
-    <w:p>
-      <w:pPr>
-        <w:spacing w:after="40" w:before="0"/>
-      </w:pPr>
-      <w:r>
-        <w:rPr>
-          <w:b/>
-          <w:bCs/>
-        </w:rPr>
-        <w:t xml:space="preserve">1. A. x = 6</w:t>
-      </w:r>
-    </w:p>
-    <w:p>
-      <w:pPr>
-        <w:spacing w:after="20" w:before="0"/>
-      </w:pPr>
-      <w:r>
-        <w:t xml:space="preserve">     Subtract 9 from both sides: x = 15 − 9 = 6. Check: 6 + 9 = 15 ✓</w:t>
+        <w:t xml:space="preserve">     Watch for: A common mistake in Rational Numbers on the Number Line is treating the numerator and denominator of a negative fraction as two separate whole numbers instead of one value between two integers — for example, plotting -3/4 by going to -3 and then counting 4 more units to the left, landing (incorrectly) at -7, instead of recognizing that -3/4 = -0.75, which sits between 0 and -1. Before you submit an answer, find the two whole numbers your value falls between, then split that space into equal parts.</w:t>
+      </w:r>
+    </w:p>
+    <w:p>
+      <w:pPr>
+        <w:spacing w:after="40" w:before="0"/>
+      </w:pPr>
+      <w:r>
+        <w:rPr>
+          <w:b/>
+          <w:bCs/>
+        </w:rPr>
+        <w:t xml:space="preserve">2. A. 1/4</w:t>
+      </w:r>
+    </w:p>
+    <w:p>
+      <w:pPr>
+        <w:spacing w:after="20" w:before="0"/>
+      </w:pPr>
+      <w:r>
+        <w:t xml:space="preserve">     0.25 means 25 hundredths = 25/100 = 1/4.</w:t>
       </w:r>
     </w:p>
     <w:p>
@@ -1446,27 +1431,195 @@
           <w:i/>
           <w:iCs/>
         </w:rPr>
-        <w:t xml:space="preserve">     Watch for: A common mistake is applying the same operation instead of the inverse — for example, solving x − 7 = 15 by subtracting 7 from both sides (getting the wrong x = 8) instead of adding 7 to both sides (the correct x = 22). Another common mistake is doing the inverse operation to only one side, like solving x + 6 = 14 by subtracting 6 from the left but forgetting the right side. Before you submit, name the operation shown in the equation, choose its inverse, apply it to BOTH sides, and check by substituting your answer back into the original equation.</w:t>
-      </w:r>
-    </w:p>
-    <w:p>
-      <w:pPr>
-        <w:spacing w:after="40" w:before="0"/>
-      </w:pPr>
-      <w:r>
-        <w:rPr>
-          <w:b/>
-          <w:bCs/>
-        </w:rPr>
-        <w:t xml:space="preserve">2. A. y = 27</w:t>
-      </w:r>
-    </w:p>
-    <w:p>
-      <w:pPr>
-        <w:spacing w:after="20" w:before="0"/>
-      </w:pPr>
-      <w:r>
-        <w:t xml:space="preserve">     Add 7 to both sides: y = 20 + 7 = 27. Check: 27 − 7 = 20 ✓</w:t>
+        <w:t xml:space="preserve">     Watch for: A common mistake in Rational Numbers on the Number Line is treating the numerator and denominator of a negative fraction as two separate whole numbers instead of one value between two integers — for example, plotting -3/4 by going to -3 and then counting 4 more units to the left, landing (incorrectly) at -7, instead of recognizing that -3/4 = -0.75, which sits between 0 and -1. Before you submit an answer, find the two whole numbers your value falls between, then split that space into equal parts.</w:t>
+      </w:r>
+    </w:p>
+    <w:p>
+      <w:pPr>
+        <w:spacing w:after="40" w:before="0"/>
+      </w:pPr>
+      <w:r>
+        <w:rPr>
+          <w:b/>
+          <w:bCs/>
+        </w:rPr>
+        <w:t xml:space="preserve">3. Convert between fraction and decimal form. Then plot on a mental number line to compare.</w:t>
+      </w:r>
+    </w:p>
+    <w:p>
+      <w:pPr>
+        <w:spacing w:after="20" w:before="0"/>
+      </w:pPr>
+      <w:r>
+        <w:t xml:space="preserve">     3/4 — Decimal: 0.75</w:t>
+      </w:r>
+    </w:p>
+    <w:p>
+      <w:pPr>
+        <w:spacing w:after="20" w:before="0"/>
+      </w:pPr>
+      <w:r>
+        <w:t xml:space="preserve">     3/4 — Between Which Two Integers?: 0 and 1</w:t>
+      </w:r>
+    </w:p>
+    <w:p>
+      <w:pPr>
+        <w:spacing w:after="20" w:before="0"/>
+      </w:pPr>
+      <w:r>
+        <w:t xml:space="preserve">     -7/2 — Decimal: -3.5</w:t>
+      </w:r>
+    </w:p>
+    <w:p>
+      <w:pPr>
+        <w:spacing w:after="20" w:before="0"/>
+      </w:pPr>
+      <w:r>
+        <w:t xml:space="preserve">     -7/2 — Between Which Two Integers?: -4 and -3</w:t>
+      </w:r>
+    </w:p>
+    <w:p>
+      <w:pPr>
+        <w:spacing w:after="20" w:before="0"/>
+      </w:pPr>
+      <w:r>
+        <w:t xml:space="preserve">     Row 3 — Fraction: 3/5</w:t>
+      </w:r>
+    </w:p>
+    <w:p>
+      <w:pPr>
+        <w:spacing w:after="20" w:before="0"/>
+      </w:pPr>
+      <w:r>
+        <w:t xml:space="preserve">     Row 3 — Between Which Two Integers?: 0 and 1</w:t>
+      </w:r>
+    </w:p>
+    <w:p>
+      <w:pPr>
+        <w:spacing w:after="20" w:before="0"/>
+      </w:pPr>
+      <w:r>
+        <w:t xml:space="preserve">     Row 4 — Fraction: -1 1/4</w:t>
+      </w:r>
+    </w:p>
+    <w:p>
+      <w:pPr>
+        <w:spacing w:after="20" w:before="0"/>
+      </w:pPr>
+      <w:r>
+        <w:t xml:space="preserve">     Row 4 — Between Which Two Integers?: -2 and -1</w:t>
+      </w:r>
+    </w:p>
+    <w:p>
+      <w:pPr>
+        <w:spacing w:after="20" w:before="0"/>
+      </w:pPr>
+      <w:r>
+        <w:t xml:space="preserve">     2 1/5 — Decimal: 2.2</w:t>
+      </w:r>
+    </w:p>
+    <w:p>
+      <w:pPr>
+        <w:spacing w:after="20" w:before="0"/>
+      </w:pPr>
+      <w:r>
+        <w:t xml:space="preserve">     2 1/5 — Between Which Two Integers?: 2 and 3</w:t>
+      </w:r>
+    </w:p>
+    <w:p>
+      <w:pPr>
+        <w:spacing w:after="40" w:before="0"/>
+      </w:pPr>
+      <w:r>
+        <w:t xml:space="preserve"/>
+      </w:r>
+    </w:p>
+    <w:p>
+      <w:pPr>
+        <w:spacing w:after="40" w:before="0"/>
+      </w:pPr>
+      <w:r>
+        <w:rPr>
+          <w:b/>
+          <w:bCs/>
+        </w:rPr>
+        <w:t xml:space="preserve">4. Correct groups:</w:t>
+      </w:r>
+    </w:p>
+    <w:p>
+      <w:pPr>
+        <w:spacing w:after="20" w:before="0"/>
+      </w:pPr>
+      <w:r>
+        <w:t xml:space="preserve">     undefined → undefined</w:t>
+      </w:r>
+    </w:p>
+    <w:p>
+      <w:pPr>
+        <w:spacing w:after="20" w:before="0"/>
+      </w:pPr>
+      <w:r>
+        <w:t xml:space="preserve">     undefined → undefined</w:t>
+      </w:r>
+    </w:p>
+    <w:p>
+      <w:pPr>
+        <w:spacing w:after="20" w:before="0"/>
+      </w:pPr>
+      <w:r>
+        <w:t xml:space="preserve">     undefined → undefined</w:t>
+      </w:r>
+    </w:p>
+    <w:p>
+      <w:pPr>
+        <w:spacing w:after="20" w:before="0"/>
+      </w:pPr>
+      <w:r>
+        <w:t xml:space="preserve">     undefined → undefined</w:t>
+      </w:r>
+    </w:p>
+    <w:p>
+      <w:pPr>
+        <w:spacing w:after="20" w:before="0"/>
+      </w:pPr>
+      <w:r>
+        <w:t xml:space="preserve">     undefined → undefined</w:t>
+      </w:r>
+    </w:p>
+    <w:p>
+      <w:pPr>
+        <w:spacing w:after="20" w:before="0"/>
+      </w:pPr>
+      <w:r>
+        <w:t xml:space="preserve">     undefined → undefined</w:t>
+      </w:r>
+    </w:p>
+    <w:p>
+      <w:pPr>
+        <w:spacing w:after="40" w:before="0"/>
+      </w:pPr>
+      <w:r>
+        <w:t xml:space="preserve"/>
+      </w:r>
+    </w:p>
+    <w:p>
+      <w:pPr>
+        <w:spacing w:after="40" w:before="0"/>
+      </w:pPr>
+      <w:r>
+        <w:rPr>
+          <w:b/>
+          <w:bCs/>
+        </w:rPr>
+        <w:t xml:space="preserve">5. A. -1/4</w:t>
+      </w:r>
+    </w:p>
+    <w:p>
+      <w:pPr>
+        <w:spacing w:after="20" w:before="0"/>
+      </w:pPr>
+      <w:r>
+        <w:t xml:space="preserve">     |-1/4| = 0.25, |0.5| = 0.5, |-2| = 2, |1.75| = 1.75. Since 0.25 is the smallest absolute value, -1/4 is closest to zero.</w:t>
       </w:r>
     </w:p>
     <w:p>
@@ -1478,55 +1631,55 @@
           <w:i/>
           <w:iCs/>
         </w:rPr>
-        <w:t xml:space="preserve">     Watch for: A common mistake is applying the same operation instead of the inverse — for example, solving x − 7 = 15 by subtracting 7 from both sides (getting the wrong x = 8) instead of adding 7 to both sides (the correct x = 22). Another common mistake is doing the inverse operation to only one side, like solving x + 6 = 14 by subtracting 6 from the left but forgetting the right side. Before you submit, name the operation shown in the equation, choose its inverse, apply it to BOTH sides, and check by substituting your answer back into the original equation.</w:t>
-      </w:r>
-    </w:p>
-    <w:p>
-      <w:pPr>
-        <w:spacing w:after="40" w:before="0"/>
-      </w:pPr>
-      <w:r>
-        <w:rPr>
-          <w:b/>
-          <w:bCs/>
-        </w:rPr>
-        <w:t xml:space="preserve">3. Complete the table: identify the inverse operation, solve, and check.</w:t>
-      </w:r>
-    </w:p>
-    <w:p>
-      <w:pPr>
-        <w:spacing w:after="40" w:before="0"/>
-      </w:pPr>
-      <w:r>
-        <w:t xml:space="preserve">     (See completed table.)</w:t>
-      </w:r>
-    </w:p>
-    <w:p>
-      <w:pPr>
-        <w:spacing w:after="40" w:before="0"/>
-      </w:pPr>
-      <w:r>
-        <w:t xml:space="preserve"/>
-      </w:r>
-    </w:p>
-    <w:p>
-      <w:pPr>
-        <w:spacing w:after="40" w:before="0"/>
-      </w:pPr>
-      <w:r>
-        <w:rPr>
-          <w:b/>
-          <w:bCs/>
-        </w:rPr>
-        <w:t xml:space="preserve">4. A. $53</w:t>
-      </w:r>
-    </w:p>
-    <w:p>
-      <w:pPr>
-        <w:spacing w:after="20" w:before="0"/>
-      </w:pPr>
-      <w:r>
-        <w:t xml:space="preserve">     d − 15 = 38 → d = 38 + 15 = 53.</w:t>
+        <w:t xml:space="preserve">     Watch for: A common mistake in Rational Numbers on the Number Line is treating the numerator and denominator of a negative fraction as two separate whole numbers instead of one value between two integers — for example, plotting -3/4 by going to -3 and then counting 4 more units to the left, landing (incorrectly) at -7, instead of recognizing that -3/4 = -0.75, which sits between 0 and -1. Before you submit an answer, find the two whole numbers your value falls between, then split that space into equal parts.</w:t>
+      </w:r>
+    </w:p>
+    <w:p>
+      <w:pPr>
+        <w:spacing w:after="40" w:before="0"/>
+      </w:pPr>
+      <w:r>
+        <w:rPr>
+          <w:b/>
+          <w:bCs/>
+        </w:rPr>
+        <w:t xml:space="preserve">6. Spot the Mistake: Plotting -2.25</w:t>
+      </w:r>
+    </w:p>
+    <w:p>
+      <w:pPr>
+        <w:spacing w:after="20" w:before="0"/>
+      </w:pPr>
+      <w:r>
+        <w:t xml:space="preserve">     The mistake is in Step 2.</w:t>
+      </w:r>
+    </w:p>
+    <w:p>
+      <w:pPr>
+        <w:spacing w:after="20" w:before="0"/>
+      </w:pPr>
+      <w:r>
+        <w:t xml:space="preserve">     Correct work: Going more negative means moving LEFT, not right. -2.25 is between -2 and -3 (it is a quarter of a unit to the LEFT of -2), not between -2 and -1. I split the space from -2 to -3 into 4 equal parts and place the dot at the first mark past -2, at -2.25.</w:t>
+      </w:r>
+    </w:p>
+    <w:p>
+      <w:pPr>
+        <w:spacing w:after="40" w:before="0"/>
+      </w:pPr>
+      <w:r>
+        <w:rPr>
+          <w:b/>
+          <w:bCs/>
+        </w:rPr>
+        <w:t xml:space="preserve">7. C. -4</w:t>
+      </w:r>
+    </w:p>
+    <w:p>
+      <w:pPr>
+        <w:spacing w:after="20" w:before="0"/>
+      </w:pPr>
+      <w:r>
+        <w:t xml:space="preserve">     Farther left means more negative: -4 &lt; -1 &lt; 0 &lt; 2, so -4 is farthest left.</w:t>
       </w:r>
     </w:p>
     <w:p>
@@ -1538,75 +1691,27 @@
           <w:i/>
           <w:iCs/>
         </w:rPr>
-        <w:t xml:space="preserve">     Watch for: A common mistake is applying the same operation instead of the inverse — for example, solving x − 7 = 15 by subtracting 7 from both sides (getting the wrong x = 8) instead of adding 7 to both sides (the correct x = 22). Another common mistake is doing the inverse operation to only one side, like solving x + 6 = 14 by subtracting 6 from the left but forgetting the right side. Before you submit, name the operation shown in the equation, choose its inverse, apply it to BOTH sides, and check by substituting your answer back into the original equation.</w:t>
-      </w:r>
-    </w:p>
-    <w:p>
-      <w:pPr>
-        <w:spacing w:after="40" w:before="0"/>
-      </w:pPr>
-      <w:r>
-        <w:rPr>
-          <w:b/>
-          <w:bCs/>
-        </w:rPr>
-        <w:t xml:space="preserve">5. Correct groups:</w:t>
-      </w:r>
-    </w:p>
-    <w:p>
-      <w:pPr>
-        <w:spacing w:after="40" w:before="0"/>
-      </w:pPr>
-      <w:r>
-        <w:t xml:space="preserve"/>
-      </w:r>
-    </w:p>
-    <w:p>
-      <w:pPr>
-        <w:spacing w:after="40" w:before="0"/>
-      </w:pPr>
-      <w:r>
-        <w:rPr>
-          <w:b/>
-          <w:bCs/>
-        </w:rPr>
-        <w:t xml:space="preserve">6. onLevel — Spot the Common Mistake</w:t>
-      </w:r>
-    </w:p>
-    <w:p>
-      <w:pPr>
-        <w:spacing w:after="20" w:before="0"/>
-      </w:pPr>
-      <w:r>
-        <w:t xml:space="preserve">     The mistake is in Step 4.</w:t>
-      </w:r>
-    </w:p>
-    <w:p>
-      <w:pPr>
-        <w:spacing w:after="20" w:before="0"/>
-      </w:pPr>
-      <w:r>
-        <w:t xml:space="preserve">     Correct work: The inverse operation was correct, but the addition was done wrong: 28 + 13 = 41, not 31. So y = 41. Check: 41 − 13 = 28 ✓</w:t>
-      </w:r>
-    </w:p>
-    <w:p>
-      <w:pPr>
-        <w:spacing w:after="40" w:before="0"/>
-      </w:pPr>
-      <w:r>
-        <w:rPr>
-          <w:b/>
-          <w:bCs/>
-        </w:rPr>
-        <w:t xml:space="preserve">7. A. x = 8</w:t>
-      </w:r>
-    </w:p>
-    <w:p>
-      <w:pPr>
-        <w:spacing w:after="20" w:before="0"/>
-      </w:pPr>
-      <w:r>
-        <w:t xml:space="preserve">     Subtract 7 from both sides: x = 15 − 7 = 8. Check: 8 + 7 = 15 ✓</w:t>
+        <w:t xml:space="preserve">     Watch for: A common mistake in Rational Numbers on the Number Line is treating the numerator and denominator of a negative fraction as two separate whole numbers instead of one value between two integers — for example, plotting -3/4 by going to -3 and then counting 4 more units to the left, landing (incorrectly) at -7, instead of recognizing that -3/4 = -0.75, which sits between 0 and -1. Before you submit an answer, find the two whole numbers your value falls between, then split that space into equal parts.</w:t>
+      </w:r>
+    </w:p>
+    <w:p>
+      <w:pPr>
+        <w:spacing w:after="40" w:before="0"/>
+      </w:pPr>
+      <w:r>
+        <w:rPr>
+          <w:b/>
+          <w:bCs/>
+        </w:rPr>
+        <w:t xml:space="preserve">8. A. 3/4</w:t>
+      </w:r>
+    </w:p>
+    <w:p>
+      <w:pPr>
+        <w:spacing w:after="20" w:before="0"/>
+      </w:pPr>
+      <w:r>
+        <w:t xml:space="preserve">     The opposite of a number is its reflection across 0, so the opposite of -3/4 is 3/4.</w:t>
       </w:r>
     </w:p>
     <w:p>
@@ -1618,27 +1723,27 @@
           <w:i/>
           <w:iCs/>
         </w:rPr>
-        <w:t xml:space="preserve">     Watch for: A common mistake is applying the same operation instead of the inverse — for example, solving x − 7 = 15 by subtracting 7 from both sides (getting the wrong x = 8) instead of adding 7 to both sides (the correct x = 22). Another common mistake is doing the inverse operation to only one side, like solving x + 6 = 14 by subtracting 6 from the left but forgetting the right side. Before you submit, name the operation shown in the equation, choose its inverse, apply it to BOTH sides, and check by substituting your answer back into the original equation.</w:t>
-      </w:r>
-    </w:p>
-    <w:p>
-      <w:pPr>
-        <w:spacing w:after="40" w:before="0"/>
-      </w:pPr>
-      <w:r>
-        <w:rPr>
-          <w:b/>
-          <w:bCs/>
-        </w:rPr>
-        <w:t xml:space="preserve">8. A. n = 13</w:t>
-      </w:r>
-    </w:p>
-    <w:p>
-      <w:pPr>
-        <w:spacing w:after="20" w:before="0"/>
-      </w:pPr>
-      <w:r>
-        <w:t xml:space="preserve">     Add 4 to both sides: n = 9 + 4 = 13. Check: 13 − 4 = 9 ✓</w:t>
+        <w:t xml:space="preserve">     Watch for: A common mistake in Rational Numbers on the Number Line is treating the numerator and denominator of a negative fraction as two separate whole numbers instead of one value between two integers — for example, plotting -3/4 by going to -3 and then counting 4 more units to the left, landing (incorrectly) at -7, instead of recognizing that -3/4 = -0.75, which sits between 0 and -1. Before you submit an answer, find the two whole numbers your value falls between, then split that space into equal parts.</w:t>
+      </w:r>
+    </w:p>
+    <w:p>
+      <w:pPr>
+        <w:spacing w:after="40" w:before="0"/>
+      </w:pPr>
+      <w:r>
+        <w:rPr>
+          <w:b/>
+          <w:bCs/>
+        </w:rPr>
+        <w:t xml:space="preserve">9. A. 3/4</w:t>
+      </w:r>
+    </w:p>
+    <w:p>
+      <w:pPr>
+        <w:spacing w:after="20" w:before="0"/>
+      </w:pPr>
+      <w:r>
+        <w:t xml:space="preserve">     3/4 = 0.75, which lands between 0 and 1. 1.5 and 2 are larger, and -1/2 is to the left of 0.</w:t>
       </w:r>
     </w:p>
     <w:p>
@@ -1650,27 +1755,27 @@
           <w:i/>
           <w:iCs/>
         </w:rPr>
-        <w:t xml:space="preserve">     Watch for: A common mistake is applying the same operation instead of the inverse — for example, solving x − 7 = 15 by subtracting 7 from both sides (getting the wrong x = 8) instead of adding 7 to both sides (the correct x = 22). Another common mistake is doing the inverse operation to only one side, like solving x + 6 = 14 by subtracting 6 from the left but forgetting the right side. Before you submit, name the operation shown in the equation, choose its inverse, apply it to BOTH sides, and check by substituting your answer back into the original equation.</w:t>
-      </w:r>
-    </w:p>
-    <w:p>
-      <w:pPr>
-        <w:spacing w:after="40" w:before="0"/>
-      </w:pPr>
-      <w:r>
-        <w:rPr>
-          <w:b/>
-          <w:bCs/>
-        </w:rPr>
-        <w:t xml:space="preserve">9. A. 34</w:t>
-      </w:r>
-    </w:p>
-    <w:p>
-      <w:pPr>
-        <w:spacing w:after="20" w:before="0"/>
-      </w:pPr>
-      <w:r>
-        <w:t xml:space="preserve">     Subtract 16 from both sides: t = 50 − 16 = 34. Check: 34 + 16 = 50 ✓</w:t>
+        <w:t xml:space="preserve">     Watch for: A common mistake in Rational Numbers on the Number Line is treating the numerator and denominator of a negative fraction as two separate whole numbers instead of one value between two integers — for example, plotting -3/4 by going to -3 and then counting 4 more units to the left, landing (incorrectly) at -7, instead of recognizing that -3/4 = -0.75, which sits between 0 and -1. Before you submit an answer, find the two whole numbers your value falls between, then split that space into equal parts.</w:t>
+      </w:r>
+    </w:p>
+    <w:p>
+      <w:pPr>
+        <w:spacing w:after="40" w:before="0"/>
+      </w:pPr>
+      <w:r>
+        <w:rPr>
+          <w:b/>
+          <w:bCs/>
+        </w:rPr>
+        <w:t xml:space="preserve">10. A. -1.5, -0.5, 0.5</w:t>
+      </w:r>
+    </w:p>
+    <w:p>
+      <w:pPr>
+        <w:spacing w:after="20" w:before="0"/>
+      </w:pPr>
+      <w:r>
+        <w:t xml:space="preserve">     The farthest left on the number line comes first: -1.5, then -0.5, then 0.5.</w:t>
       </w:r>
     </w:p>
     <w:p>
@@ -1682,59 +1787,7 @@
           <w:i/>
           <w:iCs/>
         </w:rPr>
-        <w:t xml:space="preserve">     Watch for: A common mistake is applying the same operation instead of the inverse — for example, solving x − 7 = 15 by subtracting 7 from both sides (getting the wrong x = 8) instead of adding 7 to both sides (the correct x = 22). Another common mistake is doing the inverse operation to only one side, like solving x + 6 = 14 by subtracting 6 from the left but forgetting the right side. Before you submit, name the operation shown in the equation, choose its inverse, apply it to BOTH sides, and check by substituting your answer back into the original equation.</w:t>
-      </w:r>
-    </w:p>
-    <w:p>
-      <w:pPr>
-        <w:spacing w:after="40" w:before="0"/>
-      </w:pPr>
-      <w:r>
-        <w:rPr>
-          <w:b/>
-          <w:bCs/>
-        </w:rPr>
-        <w:t xml:space="preserve">10. Matches:</w:t>
-      </w:r>
-    </w:p>
-    <w:p>
-      <w:pPr>
-        <w:spacing w:after="20" w:before="0"/>
-      </w:pPr>
-      <w:r>
-        <w:t xml:space="preserve">     a + 6 = 13 → a = 7</w:t>
-      </w:r>
-    </w:p>
-    <w:p>
-      <w:pPr>
-        <w:spacing w:after="20" w:before="0"/>
-      </w:pPr>
-      <w:r>
-        <w:t xml:space="preserve">     b − 5 = 8 → b = 13</w:t>
-      </w:r>
-    </w:p>
-    <w:p>
-      <w:pPr>
-        <w:spacing w:after="20" w:before="0"/>
-      </w:pPr>
-      <w:r>
-        <w:t xml:space="preserve">     c + 11 = 20 → c = 9</w:t>
-      </w:r>
-    </w:p>
-    <w:p>
-      <w:pPr>
-        <w:spacing w:after="20" w:before="0"/>
-      </w:pPr>
-      <w:r>
-        <w:t xml:space="preserve">     d − 9 = 6 → d = 15</w:t>
-      </w:r>
-    </w:p>
-    <w:p>
-      <w:pPr>
-        <w:spacing w:after="40" w:before="0"/>
-      </w:pPr>
-      <w:r>
-        <w:t xml:space="preserve"/>
+        <w:t xml:space="preserve">     Watch for: A common mistake in Rational Numbers on the Number Line is treating the numerator and denominator of a negative fraction as two separate whole numbers instead of one value between two integers — for example, plotting -3/4 by going to -3 and then counting 4 more units to the left, landing (incorrectly) at -7, instead of recognizing that -3/4 = -0.75, which sits between 0 and -1. Before you submit an answer, find the two whole numbers your value falls between, then split that space into equal parts.</w:t>
       </w:r>
     </w:p>
     <w:sectPr>

--- a/lessons/7-2/homework.docx
+++ b/lessons/7-2/homework.docx
@@ -12,7 +12,7 @@
           <w:b/>
           <w:bCs/>
         </w:rPr>
-        <w:t xml:space="preserve">Rational Numbers on the Number Line — Homework</w:t>
+        <w:t xml:space="preserve">Represent Rational Numbers and Their Opposites on the Number Line — Homework</w:t>
       </w:r>
     </w:p>
     <w:p>
@@ -24,7 +24,7 @@
           <w:i/>
           <w:iCs/>
         </w:rPr>
-        <w:t xml:space="preserve">Lesson 9-4  •  Standard 6.NOS.6</w:t>
+        <w:t xml:space="preserve">Lesson 7-2  •  Standard 6.NOS.6</w:t>
       </w:r>
     </w:p>
     <w:p>
@@ -161,10 +161,10 @@
           <w:b/>
           <w:bCs/>
         </w:rPr>
-        <w:t xml:space="preserve">Rational number (Número racional)</w:t>
-      </w:r>
-      <w:r>
-        <w:t xml:space="preserve"> — Any number you can write as a fraction. This includes fractions, decimals, and integers.</w:t>
+        <w:t xml:space="preserve">Rational Numbers on the Number Line (Números racionales en la recta numérica)</w:t>
+      </w:r>
+      <w:r>
+        <w:t xml:space="preserve"> — Fractions, decimals, and integers placed by value on a number line.</w:t>
       </w:r>
     </w:p>
     <w:p>
@@ -224,10 +224,10 @@
           <w:b/>
           <w:bCs/>
         </w:rPr>
-        <w:t xml:space="preserve">Fraction (Fracción)</w:t>
-      </w:r>
-      <w:r>
-        <w:t xml:space="preserve"> — A number that shows part of a whole, like 3/4.</w:t>
+        <w:t xml:space="preserve">Rational number (Número racional)</w:t>
+      </w:r>
+      <w:r>
+        <w:t xml:space="preserve"> — Any number you can write as a fraction. This includes fractions, decimals, and integers.</w:t>
       </w:r>
     </w:p>
     <w:p>
@@ -287,10 +287,10 @@
           <w:b/>
           <w:bCs/>
         </w:rPr>
-        <w:t xml:space="preserve">Decimal (Decimal)</w:t>
-      </w:r>
-      <w:r>
-        <w:t xml:space="preserve"> — A number with a dot, like 0.5, that shows a part less than one.</w:t>
+        <w:t xml:space="preserve">Fraction (Fracción)</w:t>
+      </w:r>
+      <w:r>
+        <w:t xml:space="preserve"> — A number that shows part of a whole, like 3/4.</w:t>
       </w:r>
     </w:p>
     <w:p>
@@ -318,7 +318,7 @@
                     </pic:cNvPicPr>
                   </pic:nvPicPr>
                   <pic:blipFill>
-                    <a:blip r:embed="rId7" cstate="none"/>
+                    <a:blip r:embed="rId10" cstate="none"/>
                     <a:srcRect/>
                     <a:stretch>
                       <a:fillRect/>
@@ -350,10 +350,10 @@
           <w:b/>
           <w:bCs/>
         </w:rPr>
-        <w:t xml:space="preserve">Number line (Recta numérica)</w:t>
-      </w:r>
-      <w:r>
-        <w:t xml:space="preserve"> — A straight line with numbers spaced out evenly.</w:t>
+        <w:t xml:space="preserve">Decimal (Decimal)</w:t>
+      </w:r>
+      <w:r>
+        <w:t xml:space="preserve"> — A number with a dot, like 0.5, that shows a part less than one.</w:t>
       </w:r>
     </w:p>
     <w:p>
@@ -413,10 +413,10 @@
           <w:b/>
           <w:bCs/>
         </w:rPr>
-        <w:t xml:space="preserve">Equivalent (Equivalente)</w:t>
-      </w:r>
-      <w:r>
-        <w:t xml:space="preserve"> — Having the same value, just written a different way.</w:t>
+        <w:t xml:space="preserve">Number line (Recta numérica)</w:t>
+      </w:r>
+      <w:r>
+        <w:t xml:space="preserve"> — A straight line where numbers are placed in order; numbers get smaller to the left and larger to the right.</w:t>
       </w:r>
     </w:p>
     <w:p>
@@ -444,7 +444,70 @@
                     </pic:cNvPicPr>
                   </pic:nvPicPr>
                   <pic:blipFill>
-                    <a:blip r:embed="rId10" cstate="none"/>
+                    <a:blip r:embed="rId9" cstate="none"/>
+                    <a:srcRect/>
+                    <a:stretch>
+                      <a:fillRect/>
+                    </a:stretch>
+                  </pic:blipFill>
+                  <pic:spPr bwMode="auto">
+                    <a:xfrm>
+                      <a:off x="0" y="0"/>
+                      <a:ext cx="1047750" cy="790575"/>
+                    </a:xfrm>
+                    <a:prstGeom prst="rect">
+                      <a:avLst/>
+                    </a:prstGeom>
+                  </pic:spPr>
+                </pic:pic>
+              </a:graphicData>
+            </a:graphic>
+          </wp:inline>
+        </w:drawing>
+      </w:r>
+    </w:p>
+    <w:p>
+      <w:pPr>
+        <w:keepNext/>
+        <w:spacing w:after="120"/>
+      </w:pPr>
+      <w:r>
+        <w:rPr>
+          <w:b/>
+          <w:bCs/>
+        </w:rPr>
+        <w:t xml:space="preserve">Equivalent (Equivalente)</w:t>
+      </w:r>
+      <w:r>
+        <w:t xml:space="preserve"> — Having the same value, just written a different way.</w:t>
+      </w:r>
+    </w:p>
+    <w:p>
+      <w:pPr>
+        <w:keepNext/>
+        <w:spacing w:after="20" w:before="80"/>
+        <w:jc w:val="center"/>
+      </w:pPr>
+      <w:r>
+        <w:drawing>
+          <wp:inline distT="0" distB="0" distL="0" distR="0">
+            <wp:extent cx="1047750" cy="790575"/>
+            <wp:effectExtent t="0" r="0" b="0" l="0"/>
+            <wp:docPr id="1" name="" descr="" title=""/>
+            <wp:cNvGraphicFramePr>
+              <a:graphicFrameLocks xmlns:a="http://schemas.openxmlformats.org/drawingml/2006/main" noChangeAspect="1"/>
+            </wp:cNvGraphicFramePr>
+            <a:graphic xmlns:a="http://schemas.openxmlformats.org/drawingml/2006/main">
+              <a:graphicData uri="http://schemas.openxmlformats.org/drawingml/2006/picture">
+                <pic:pic xmlns:pic="http://schemas.openxmlformats.org/drawingml/2006/picture">
+                  <pic:nvPicPr>
+                    <pic:cNvPr id="0" name="" descr=""/>
+                    <pic:cNvPicPr>
+                      <a:picLocks noChangeAspect="1" noChangeArrowheads="1"/>
+                    </pic:cNvPicPr>
+                  </pic:nvPicPr>
+                  <pic:blipFill>
+                    <a:blip r:embed="rId11" cstate="none"/>
                     <a:srcRect/>
                     <a:stretch>
                       <a:fillRect/>
@@ -1664,6 +1727,14 @@
     </w:p>
     <w:p>
       <w:pPr>
+        <w:spacing w:after="80" w:before="0"/>
+      </w:pPr>
+      <w:r>
+        <w:t xml:space="preserve">     Watch for: The "Student thinking" step moves right from −2, back toward zero, which makes the number less negative instead of more. The extra .25 has to be added to the negative direction, so −2.25 sits a quarter of a unit to the left of −2, between −2 and −3. Splitting that space into 4 equal parts and marking the first one past −2 puts the dot in the right place.</w:t>
+      </w:r>
+    </w:p>
+    <w:p>
+      <w:pPr>
         <w:spacing w:after="40" w:before="0"/>
       </w:pPr>
       <w:r>

--- a/lessons/7-2/homework.docx
+++ b/lessons/7-2/homework.docx
@@ -164,7 +164,7 @@
         <w:t xml:space="preserve">Rational Numbers on the Number Line (Números racionales en la recta numérica)</w:t>
       </w:r>
       <w:r>
-        <w:t xml:space="preserve"> — Fractions, decimals, and integers placed by value on a number line.</w:t>
+        <w:t xml:space="preserve"> — Every rational number has one exact spot on the number line. Writing it as a fraction, a decimal, or an integer does not change where it sits.</w:t>
       </w:r>
     </w:p>
     <w:p>
@@ -227,7 +227,7 @@
         <w:t xml:space="preserve">Rational number (Número racional)</w:t>
       </w:r>
       <w:r>
-        <w:t xml:space="preserve"> — Any number you can write as a fraction. This includes fractions, decimals, and integers.</w:t>
+        <w:t xml:space="preserve"> — A number that can be written as a fraction of two integers, with a bottom number that is not zero.</w:t>
       </w:r>
     </w:p>
     <w:p>
